--- a/docs/기획서.docx
+++ b/docs/기획서.docx
@@ -1610,6 +1610,730 @@
           <w:szCs w:val="21"/>
         </w:rPr>
         <w:t xml:space="preserve">).</w:t>
+      </w:r>
+    </w:p>
+    <w:p>
+      <w:pPr>
+        <w:pStyle w:val="Heading2"/>
+        <w:spacing w:after="120" w:before="280"/>
+      </w:pPr>
+      <w:r>
+        <w:rPr>
+          <w:rFonts w:ascii="Calibri" w:cs="Calibri" w:eastAsia="맑은 고딕" w:hAnsi="Calibri"/>
+          <w:b/>
+          <w:bCs/>
+          <w:color w:val="2F5496"/>
+          <w:sz w:val="25"/>
+          <w:szCs w:val="25"/>
+        </w:rPr>
+        <w:t xml:space="preserve">확장 설계</w:t>
+      </w:r>
+    </w:p>
+    <w:p>
+      <w:pPr>
+        <w:spacing w:after="120"/>
+      </w:pPr>
+      <w:r>
+        <w:rPr>
+          <w:rFonts w:ascii="Calibri" w:cs="Calibri" w:eastAsia="맑은 고딕" w:hAnsi="Calibri"/>
+          <w:sz w:val="21"/>
+          <w:szCs w:val="21"/>
+        </w:rPr>
+        <w:t xml:space="preserve">서비스는 농수산물 전체를 대상으로 설계하고, 이번 구현은 사계절용 토마토 1개로 끝까지 돌린다. 품목을 늘리는 방법은 아래와 같다.</w:t>
+      </w:r>
+    </w:p>
+    <w:p>
+      <w:pPr>
+        <w:spacing w:after="120"/>
+      </w:pPr>
+      <w:r>
+        <w:rPr>
+          <w:rFonts w:ascii="Calibri" w:cs="Calibri" w:eastAsia="맑은 고딕" w:hAnsi="Calibri"/>
+          <w:b/>
+          <w:bCs/>
+          <w:sz w:val="21"/>
+          <w:szCs w:val="21"/>
+        </w:rPr>
+        <w:t xml:space="preserve">확장 규칙</w:t>
+      </w:r>
+      <w:r>
+        <w:rPr>
+          <w:rFonts w:ascii="Calibri" w:cs="Calibri" w:eastAsia="맑은 고딕" w:hAnsi="Calibri"/>
+          <w:sz w:val="21"/>
+          <w:szCs w:val="21"/>
+        </w:rPr>
+        <w:t xml:space="preserve"> — 품목 하나 = 데이터 </w:t>
+      </w:r>
+      <w:r>
+        <w:rPr>
+          <w:rFonts w:ascii="Consolas" w:cs="Calibri" w:eastAsia="맑은 고딕" w:hAnsi="Consolas"/>
+          <w:sz w:val="21"/>
+          <w:szCs w:val="21"/>
+        </w:rPr>
+        <w:t xml:space="preserve">data/&lt;품목&gt;_prices.csv</w:t>
+      </w:r>
+      <w:r>
+        <w:rPr>
+          <w:rFonts w:ascii="Calibri" w:cs="Calibri" w:eastAsia="맑은 고딕" w:hAnsi="Calibri"/>
+          <w:sz w:val="21"/>
+          <w:szCs w:val="21"/>
+        </w:rPr>
+        <w:t xml:space="preserve"> (</w:t>
+      </w:r>
+      <w:r>
+        <w:rPr>
+          <w:rFonts w:ascii="Consolas" w:cs="Calibri" w:eastAsia="맑은 고딕" w:hAnsi="Consolas"/>
+          <w:sz w:val="21"/>
+          <w:szCs w:val="21"/>
+        </w:rPr>
+        <w:t xml:space="preserve">Date,Close,Volume</w:t>
+      </w:r>
+      <w:r>
+        <w:rPr>
+          <w:rFonts w:ascii="Calibri" w:cs="Calibri" w:eastAsia="맑은 고딕" w:hAnsi="Calibri"/>
+          <w:sz w:val="21"/>
+          <w:szCs w:val="21"/>
+        </w:rPr>
+        <w:t xml:space="preserve">) + 모델 이름 </w:t>
+      </w:r>
+      <w:r>
+        <w:rPr>
+          <w:rFonts w:ascii="Consolas" w:cs="Calibri" w:eastAsia="맑은 고딕" w:hAnsi="Consolas"/>
+          <w:sz w:val="21"/>
+          <w:szCs w:val="21"/>
+        </w:rPr>
+        <w:t xml:space="preserve">&lt;품목&gt;_Price_Predictor</w:t>
+      </w:r>
+      <w:r>
+        <w:rPr>
+          <w:rFonts w:ascii="Calibri" w:cs="Calibri" w:eastAsia="맑은 고딕" w:hAnsi="Calibri"/>
+          <w:sz w:val="21"/>
+          <w:szCs w:val="21"/>
+        </w:rPr>
+        <w:t xml:space="preserve"> + 설정값(그룹 · 경매 시각). 예측 · 게이트 · 드리프트 · 재학습 · 보고서 코드는 그대로 두고 설정과 데이터만 늘린다.</w:t>
+      </w:r>
+    </w:p>
+    <w:tbl>
+      <w:tblPr>
+        <w:tblW w:type="dxa" w:w="9360"/>
+        <w:tblBorders>
+          <w:top w:val="single" w:color="auto" w:sz="4"/>
+          <w:left w:val="single" w:color="auto" w:sz="4"/>
+          <w:bottom w:val="single" w:color="auto" w:sz="4"/>
+          <w:right w:val="single" w:color="auto" w:sz="4"/>
+          <w:insideH w:val="single" w:color="auto" w:sz="4"/>
+          <w:insideV w:val="single" w:color="auto" w:sz="4"/>
+        </w:tblBorders>
+      </w:tblPr>
+      <w:tblGrid>
+        <w:gridCol w:w="1740"/>
+        <w:gridCol w:w="6620"/>
+        <w:gridCol w:w="1000"/>
+      </w:tblGrid>
+      <w:tr>
+        <w:trPr>
+          <w:tblHeader/>
+        </w:trPr>
+        <w:tc>
+          <w:tcPr>
+            <w:tcW w:type="dxa" w:w="1740"/>
+            <w:tcBorders>
+              <w:top w:val="single" w:color="BFBFBF" w:sz="4"/>
+              <w:left w:val="single" w:color="BFBFBF" w:sz="4"/>
+              <w:bottom w:val="single" w:color="BFBFBF" w:sz="4"/>
+              <w:right w:val="single" w:color="BFBFBF" w:sz="4"/>
+            </w:tcBorders>
+            <w:shd w:fill="F2F2F2" w:color="auto" w:val="clear"/>
+            <w:tcMar>
+              <w:top w:type="dxa" w:w="60"/>
+              <w:left w:type="dxa" w:w="100"/>
+              <w:bottom w:type="dxa" w:w="60"/>
+              <w:right w:type="dxa" w:w="100"/>
+            </w:tcMar>
+          </w:tcPr>
+          <w:p>
+            <w:pPr>
+              <w:spacing w:after="0"/>
+            </w:pPr>
+            <w:r>
+              <w:rPr>
+                <w:rFonts w:ascii="Calibri" w:cs="Calibri" w:eastAsia="맑은 고딕" w:hAnsi="Calibri"/>
+                <w:b/>
+                <w:bCs/>
+                <w:sz w:val="19"/>
+                <w:szCs w:val="19"/>
+              </w:rPr>
+              <w:t xml:space="preserve">확장 단계</w:t>
+            </w:r>
+          </w:p>
+        </w:tc>
+        <w:tc>
+          <w:tcPr>
+            <w:tcW w:type="dxa" w:w="6620"/>
+            <w:tcBorders>
+              <w:top w:val="single" w:color="BFBFBF" w:sz="4"/>
+              <w:left w:val="single" w:color="BFBFBF" w:sz="4"/>
+              <w:bottom w:val="single" w:color="BFBFBF" w:sz="4"/>
+              <w:right w:val="single" w:color="BFBFBF" w:sz="4"/>
+            </w:tcBorders>
+            <w:shd w:fill="F2F2F2" w:color="auto" w:val="clear"/>
+            <w:tcMar>
+              <w:top w:type="dxa" w:w="60"/>
+              <w:left w:type="dxa" w:w="100"/>
+              <w:bottom w:type="dxa" w:w="60"/>
+              <w:right w:type="dxa" w:w="100"/>
+            </w:tcMar>
+          </w:tcPr>
+          <w:p>
+            <w:pPr>
+              <w:spacing w:after="0"/>
+            </w:pPr>
+            <w:r>
+              <w:rPr>
+                <w:rFonts w:ascii="Calibri" w:cs="Calibri" w:eastAsia="맑은 고딕" w:hAnsi="Calibri"/>
+                <w:b/>
+                <w:bCs/>
+                <w:sz w:val="19"/>
+                <w:szCs w:val="19"/>
+              </w:rPr>
+              <w:t xml:space="preserve">방법</w:t>
+            </w:r>
+          </w:p>
+        </w:tc>
+        <w:tc>
+          <w:tcPr>
+            <w:tcW w:type="dxa" w:w="1000"/>
+            <w:tcBorders>
+              <w:top w:val="single" w:color="BFBFBF" w:sz="4"/>
+              <w:left w:val="single" w:color="BFBFBF" w:sz="4"/>
+              <w:bottom w:val="single" w:color="BFBFBF" w:sz="4"/>
+              <w:right w:val="single" w:color="BFBFBF" w:sz="4"/>
+            </w:tcBorders>
+            <w:shd w:fill="F2F2F2" w:color="auto" w:val="clear"/>
+            <w:tcMar>
+              <w:top w:type="dxa" w:w="60"/>
+              <w:left w:type="dxa" w:w="100"/>
+              <w:bottom w:type="dxa" w:w="60"/>
+              <w:right w:type="dxa" w:w="100"/>
+            </w:tcMar>
+          </w:tcPr>
+          <w:p>
+            <w:pPr>
+              <w:spacing w:after="0"/>
+            </w:pPr>
+            <w:r>
+              <w:rPr>
+                <w:rFonts w:ascii="Calibri" w:cs="Calibri" w:eastAsia="맑은 고딕" w:hAnsi="Calibri"/>
+                <w:b/>
+                <w:bCs/>
+                <w:sz w:val="19"/>
+                <w:szCs w:val="19"/>
+              </w:rPr>
+              <w:t xml:space="preserve">이번 구현</w:t>
+            </w:r>
+          </w:p>
+        </w:tc>
+      </w:tr>
+      <w:tr>
+        <w:trPr>
+          <w:tblHeader w:val="off"/>
+        </w:trPr>
+        <w:tc>
+          <w:tcPr>
+            <w:tcW w:type="dxa" w:w="1740"/>
+            <w:tcBorders>
+              <w:top w:val="single" w:color="BFBFBF" w:sz="4"/>
+              <w:left w:val="single" w:color="BFBFBF" w:sz="4"/>
+              <w:bottom w:val="single" w:color="BFBFBF" w:sz="4"/>
+              <w:right w:val="single" w:color="BFBFBF" w:sz="4"/>
+            </w:tcBorders>
+            <w:tcMar>
+              <w:top w:type="dxa" w:w="60"/>
+              <w:left w:type="dxa" w:w="100"/>
+              <w:bottom w:type="dxa" w:w="60"/>
+              <w:right w:type="dxa" w:w="100"/>
+            </w:tcMar>
+          </w:tcPr>
+          <w:p>
+            <w:pPr>
+              <w:spacing w:after="0"/>
+            </w:pPr>
+            <w:r>
+              <w:rPr>
+                <w:rFonts w:ascii="Calibri" w:cs="Calibri" w:eastAsia="맑은 고딕" w:hAnsi="Calibri"/>
+                <w:sz w:val="19"/>
+                <w:szCs w:val="19"/>
+              </w:rPr>
+              <w:t xml:space="preserve">사계절용 다른 품목 (토마토 완숙 · 방울토마토 등)</w:t>
+            </w:r>
+          </w:p>
+        </w:tc>
+        <w:tc>
+          <w:tcPr>
+            <w:tcW w:type="dxa" w:w="6620"/>
+            <w:tcBorders>
+              <w:top w:val="single" w:color="BFBFBF" w:sz="4"/>
+              <w:left w:val="single" w:color="BFBFBF" w:sz="4"/>
+              <w:bottom w:val="single" w:color="BFBFBF" w:sz="4"/>
+              <w:right w:val="single" w:color="BFBFBF" w:sz="4"/>
+            </w:tcBorders>
+            <w:tcMar>
+              <w:top w:type="dxa" w:w="60"/>
+              <w:left w:type="dxa" w:w="100"/>
+              <w:bottom w:type="dxa" w:w="60"/>
+              <w:right w:type="dxa" w:w="100"/>
+            </w:tcMar>
+          </w:tcPr>
+          <w:p>
+            <w:pPr>
+              <w:spacing w:after="0"/>
+            </w:pPr>
+            <w:r>
+              <w:rPr>
+                <w:rFonts w:ascii="Calibri" w:cs="Calibri" w:eastAsia="맑은 고딕" w:hAnsi="Calibri"/>
+                <w:sz w:val="19"/>
+                <w:szCs w:val="19"/>
+              </w:rPr>
+              <w:t xml:space="preserve">같은 형식의 CSV 로 바꿔 학습하면 같은 파이프라인(게이트 · 드리프트 · 재학습 · 보고서)이 그대로 돈다. 3년 908거래일이 모두 있어 25일 시퀀스가 끊기지 않는다</w:t>
+            </w:r>
+          </w:p>
+        </w:tc>
+        <w:tc>
+          <w:tcPr>
+            <w:tcW w:type="dxa" w:w="1000"/>
+            <w:tcBorders>
+              <w:top w:val="single" w:color="BFBFBF" w:sz="4"/>
+              <w:left w:val="single" w:color="BFBFBF" w:sz="4"/>
+              <w:bottom w:val="single" w:color="BFBFBF" w:sz="4"/>
+              <w:right w:val="single" w:color="BFBFBF" w:sz="4"/>
+            </w:tcBorders>
+            <w:tcMar>
+              <w:top w:type="dxa" w:w="60"/>
+              <w:left w:type="dxa" w:w="100"/>
+              <w:bottom w:type="dxa" w:w="60"/>
+              <w:right w:type="dxa" w:w="100"/>
+            </w:tcMar>
+          </w:tcPr>
+          <w:p>
+            <w:pPr>
+              <w:spacing w:after="0"/>
+            </w:pPr>
+            <w:r>
+              <w:rPr>
+                <w:rFonts w:ascii="Calibri" w:cs="Calibri" w:eastAsia="맑은 고딕" w:hAnsi="Calibri"/>
+                <w:sz w:val="19"/>
+                <w:szCs w:val="19"/>
+              </w:rPr>
+              <w:t xml:space="preserve">가능 (한 번에 한 품목)</w:t>
+            </w:r>
+          </w:p>
+        </w:tc>
+      </w:tr>
+      <w:tr>
+        <w:trPr>
+          <w:tblHeader w:val="off"/>
+        </w:trPr>
+        <w:tc>
+          <w:tcPr>
+            <w:tcW w:type="dxa" w:w="1740"/>
+            <w:tcBorders>
+              <w:top w:val="single" w:color="BFBFBF" w:sz="4"/>
+              <w:left w:val="single" w:color="BFBFBF" w:sz="4"/>
+              <w:bottom w:val="single" w:color="BFBFBF" w:sz="4"/>
+              <w:right w:val="single" w:color="BFBFBF" w:sz="4"/>
+            </w:tcBorders>
+            <w:tcMar>
+              <w:top w:type="dxa" w:w="60"/>
+              <w:left w:type="dxa" w:w="100"/>
+              <w:bottom w:type="dxa" w:w="60"/>
+              <w:right w:type="dxa" w:w="100"/>
+            </w:tcMar>
+          </w:tcPr>
+          <w:p>
+            <w:pPr>
+              <w:spacing w:after="0"/>
+            </w:pPr>
+            <w:r>
+              <w:rPr>
+                <w:rFonts w:ascii="Calibri" w:cs="Calibri" w:eastAsia="맑은 고딕" w:hAnsi="Calibri"/>
+                <w:sz w:val="19"/>
+                <w:szCs w:val="19"/>
+              </w:rPr>
+              <w:t xml:space="preserve">여러 품목 동시 운영</w:t>
+            </w:r>
+          </w:p>
+        </w:tc>
+        <w:tc>
+          <w:tcPr>
+            <w:tcW w:type="dxa" w:w="6620"/>
+            <w:tcBorders>
+              <w:top w:val="single" w:color="BFBFBF" w:sz="4"/>
+              <w:left w:val="single" w:color="BFBFBF" w:sz="4"/>
+              <w:bottom w:val="single" w:color="BFBFBF" w:sz="4"/>
+              <w:right w:val="single" w:color="BFBFBF" w:sz="4"/>
+            </w:tcBorders>
+            <w:tcMar>
+              <w:top w:type="dxa" w:w="60"/>
+              <w:left w:type="dxa" w:w="100"/>
+              <w:bottom w:type="dxa" w:w="60"/>
+              <w:right w:type="dxa" w:w="100"/>
+            </w:tcMar>
+          </w:tcPr>
+          <w:p>
+            <w:pPr>
+              <w:spacing w:after="0"/>
+            </w:pPr>
+            <w:r>
+              <w:rPr>
+                <w:rFonts w:ascii="Consolas" w:cs="Calibri" w:eastAsia="맑은 고딕" w:hAnsi="Consolas"/>
+                <w:sz w:val="19"/>
+                <w:szCs w:val="19"/>
+              </w:rPr>
+              <w:t xml:space="preserve">ITEM</w:t>
+            </w:r>
+            <w:r>
+              <w:rPr>
+                <w:rFonts w:ascii="Calibri" w:cs="Calibri" w:eastAsia="맑은 고딕" w:hAnsi="Calibri"/>
+                <w:sz w:val="19"/>
+                <w:szCs w:val="19"/>
+              </w:rPr>
+              <w:t xml:space="preserve"> 설정 하나로 모델 이름 · 스케일러 · 데이터 파일을 품목별로 나눠, 품목마다 Production 모델을 따로 두고 서빙한다</w:t>
+            </w:r>
+          </w:p>
+        </w:tc>
+        <w:tc>
+          <w:tcPr>
+            <w:tcW w:type="dxa" w:w="1000"/>
+            <w:tcBorders>
+              <w:top w:val="single" w:color="BFBFBF" w:sz="4"/>
+              <w:left w:val="single" w:color="BFBFBF" w:sz="4"/>
+              <w:bottom w:val="single" w:color="BFBFBF" w:sz="4"/>
+              <w:right w:val="single" w:color="BFBFBF" w:sz="4"/>
+            </w:tcBorders>
+            <w:tcMar>
+              <w:top w:type="dxa" w:w="60"/>
+              <w:left w:type="dxa" w:w="100"/>
+              <w:bottom w:type="dxa" w:w="60"/>
+              <w:right w:type="dxa" w:w="100"/>
+            </w:tcMar>
+          </w:tcPr>
+          <w:p>
+            <w:pPr>
+              <w:spacing w:after="0"/>
+            </w:pPr>
+            <w:r>
+              <w:rPr>
+                <w:rFonts w:ascii="Calibri" w:cs="Calibri" w:eastAsia="맑은 고딕" w:hAnsi="Calibri"/>
+                <w:sz w:val="19"/>
+                <w:szCs w:val="19"/>
+              </w:rPr>
+              <w:t xml:space="preserve">설계 (여러 파일 변경 필요)</w:t>
+            </w:r>
+          </w:p>
+        </w:tc>
+      </w:tr>
+      <w:tr>
+        <w:trPr>
+          <w:tblHeader w:val="off"/>
+        </w:trPr>
+        <w:tc>
+          <w:tcPr>
+            <w:tcW w:type="dxa" w:w="1740"/>
+            <w:tcBorders>
+              <w:top w:val="single" w:color="BFBFBF" w:sz="4"/>
+              <w:left w:val="single" w:color="BFBFBF" w:sz="4"/>
+              <w:bottom w:val="single" w:color="BFBFBF" w:sz="4"/>
+              <w:right w:val="single" w:color="BFBFBF" w:sz="4"/>
+            </w:tcBorders>
+            <w:tcMar>
+              <w:top w:type="dxa" w:w="60"/>
+              <w:left w:type="dxa" w:w="100"/>
+              <w:bottom w:type="dxa" w:w="60"/>
+              <w:right w:type="dxa" w:w="100"/>
+            </w:tcMar>
+          </w:tcPr>
+          <w:p>
+            <w:pPr>
+              <w:spacing w:after="0"/>
+            </w:pPr>
+            <w:r>
+              <w:rPr>
+                <w:rFonts w:ascii="Calibri" w:cs="Calibri" w:eastAsia="맑은 고딕" w:hAnsi="Calibri"/>
+                <w:sz w:val="19"/>
+                <w:szCs w:val="19"/>
+              </w:rPr>
+              <w:t xml:space="preserve">계절용 (토마토 대저 · 딸기 등)</w:t>
+            </w:r>
+          </w:p>
+        </w:tc>
+        <w:tc>
+          <w:tcPr>
+            <w:tcW w:type="dxa" w:w="6620"/>
+            <w:tcBorders>
+              <w:top w:val="single" w:color="BFBFBF" w:sz="4"/>
+              <w:left w:val="single" w:color="BFBFBF" w:sz="4"/>
+              <w:bottom w:val="single" w:color="BFBFBF" w:sz="4"/>
+              <w:right w:val="single" w:color="BFBFBF" w:sz="4"/>
+            </w:tcBorders>
+            <w:tcMar>
+              <w:top w:type="dxa" w:w="60"/>
+              <w:left w:type="dxa" w:w="100"/>
+              <w:bottom w:type="dxa" w:w="60"/>
+              <w:right w:type="dxa" w:w="100"/>
+            </w:tcMar>
+          </w:tcPr>
+          <w:p>
+            <w:pPr>
+              <w:spacing w:after="0"/>
+            </w:pPr>
+            <w:r>
+              <w:rPr>
+                <w:rFonts w:ascii="Calibri" w:cs="Calibri" w:eastAsia="맑은 고딕" w:hAnsi="Calibri"/>
+                <w:sz w:val="19"/>
+                <w:szCs w:val="19"/>
+              </w:rPr>
+              <w:t xml:space="preserve">휴장 공백을 그냥 이어 붙이면 25일 시퀀스가 철을 넘어 엉뚱한 날을 잇는다. 출하 철마다 시퀀스를 새로 시작하고, 25거래일이 쌓이기 전에는 예측하지 않는다 (또는 지난 철 마지막 가중치에서 시작)</w:t>
+            </w:r>
+          </w:p>
+        </w:tc>
+        <w:tc>
+          <w:tcPr>
+            <w:tcW w:type="dxa" w:w="1000"/>
+            <w:tcBorders>
+              <w:top w:val="single" w:color="BFBFBF" w:sz="4"/>
+              <w:left w:val="single" w:color="BFBFBF" w:sz="4"/>
+              <w:bottom w:val="single" w:color="BFBFBF" w:sz="4"/>
+              <w:right w:val="single" w:color="BFBFBF" w:sz="4"/>
+            </w:tcBorders>
+            <w:tcMar>
+              <w:top w:type="dxa" w:w="60"/>
+              <w:left w:type="dxa" w:w="100"/>
+              <w:bottom w:type="dxa" w:w="60"/>
+              <w:right w:type="dxa" w:w="100"/>
+            </w:tcMar>
+          </w:tcPr>
+          <w:p>
+            <w:pPr>
+              <w:spacing w:after="0"/>
+            </w:pPr>
+            <w:r>
+              <w:rPr>
+                <w:rFonts w:ascii="Calibri" w:cs="Calibri" w:eastAsia="맑은 고딕" w:hAnsi="Calibri"/>
+                <w:sz w:val="19"/>
+                <w:szCs w:val="19"/>
+              </w:rPr>
+              <w:t xml:space="preserve">설계</w:t>
+            </w:r>
+          </w:p>
+        </w:tc>
+      </w:tr>
+      <w:tr>
+        <w:trPr>
+          <w:tblHeader w:val="off"/>
+        </w:trPr>
+        <w:tc>
+          <w:tcPr>
+            <w:tcW w:type="dxa" w:w="1740"/>
+            <w:tcBorders>
+              <w:top w:val="single" w:color="BFBFBF" w:sz="4"/>
+              <w:left w:val="single" w:color="BFBFBF" w:sz="4"/>
+              <w:bottom w:val="single" w:color="BFBFBF" w:sz="4"/>
+              <w:right w:val="single" w:color="BFBFBF" w:sz="4"/>
+            </w:tcBorders>
+            <w:tcMar>
+              <w:top w:type="dxa" w:w="60"/>
+              <w:left w:type="dxa" w:w="100"/>
+              <w:bottom w:type="dxa" w:w="60"/>
+              <w:right w:type="dxa" w:w="100"/>
+            </w:tcMar>
+          </w:tcPr>
+          <w:p>
+            <w:pPr>
+              <w:spacing w:after="0"/>
+            </w:pPr>
+            <w:r>
+              <w:rPr>
+                <w:rFonts w:ascii="Calibri" w:cs="Calibri" w:eastAsia="맑은 고딕" w:hAnsi="Calibri"/>
+                <w:sz w:val="19"/>
+                <w:szCs w:val="19"/>
+              </w:rPr>
+              <w:t xml:space="preserve">보고서 시각</w:t>
+            </w:r>
+          </w:p>
+        </w:tc>
+        <w:tc>
+          <w:tcPr>
+            <w:tcW w:type="dxa" w:w="6620"/>
+            <w:tcBorders>
+              <w:top w:val="single" w:color="BFBFBF" w:sz="4"/>
+              <w:left w:val="single" w:color="BFBFBF" w:sz="4"/>
+              <w:bottom w:val="single" w:color="BFBFBF" w:sz="4"/>
+              <w:right w:val="single" w:color="BFBFBF" w:sz="4"/>
+            </w:tcBorders>
+            <w:tcMar>
+              <w:top w:type="dxa" w:w="60"/>
+              <w:left w:type="dxa" w:w="100"/>
+              <w:bottom w:type="dxa" w:w="60"/>
+              <w:right w:type="dxa" w:w="100"/>
+            </w:tcMar>
+          </w:tcPr>
+          <w:p>
+            <w:pPr>
+              <w:spacing w:after="0"/>
+            </w:pPr>
+            <w:r>
+              <w:rPr>
+                <w:rFonts w:ascii="Calibri" w:cs="Calibri" w:eastAsia="맑은 고딕" w:hAnsi="Calibri"/>
+                <w:sz w:val="19"/>
+                <w:szCs w:val="19"/>
+              </w:rPr>
+              <w:t xml:space="preserve">품목별 경매 시각 + 4시간 (위 「경매 시각과 보고서 시각」 표)</w:t>
+            </w:r>
+          </w:p>
+        </w:tc>
+        <w:tc>
+          <w:tcPr>
+            <w:tcW w:type="dxa" w:w="1000"/>
+            <w:tcBorders>
+              <w:top w:val="single" w:color="BFBFBF" w:sz="4"/>
+              <w:left w:val="single" w:color="BFBFBF" w:sz="4"/>
+              <w:bottom w:val="single" w:color="BFBFBF" w:sz="4"/>
+              <w:right w:val="single" w:color="BFBFBF" w:sz="4"/>
+            </w:tcBorders>
+            <w:tcMar>
+              <w:top w:type="dxa" w:w="60"/>
+              <w:left w:type="dxa" w:w="100"/>
+              <w:bottom w:type="dxa" w:w="60"/>
+              <w:right w:type="dxa" w:w="100"/>
+            </w:tcMar>
+          </w:tcPr>
+          <w:p>
+            <w:pPr>
+              <w:spacing w:after="0"/>
+            </w:pPr>
+            <w:r>
+              <w:rPr>
+                <w:rFonts w:ascii="Calibri" w:cs="Calibri" w:eastAsia="맑은 고딕" w:hAnsi="Calibri"/>
+                <w:sz w:val="19"/>
+                <w:szCs w:val="19"/>
+              </w:rPr>
+              <w:t xml:space="preserve">토마토 06:00</w:t>
+            </w:r>
+          </w:p>
+        </w:tc>
+      </w:tr>
+      <w:tr>
+        <w:trPr>
+          <w:tblHeader w:val="off"/>
+        </w:trPr>
+        <w:tc>
+          <w:tcPr>
+            <w:tcW w:type="dxa" w:w="1740"/>
+            <w:tcBorders>
+              <w:top w:val="single" w:color="BFBFBF" w:sz="4"/>
+              <w:left w:val="single" w:color="BFBFBF" w:sz="4"/>
+              <w:bottom w:val="single" w:color="BFBFBF" w:sz="4"/>
+              <w:right w:val="single" w:color="BFBFBF" w:sz="4"/>
+            </w:tcBorders>
+            <w:tcMar>
+              <w:top w:type="dxa" w:w="60"/>
+              <w:left w:type="dxa" w:w="100"/>
+              <w:bottom w:type="dxa" w:w="60"/>
+              <w:right w:type="dxa" w:w="100"/>
+            </w:tcMar>
+          </w:tcPr>
+          <w:p>
+            <w:pPr>
+              <w:spacing w:after="0"/>
+            </w:pPr>
+            <w:r>
+              <w:rPr>
+                <w:rFonts w:ascii="Calibri" w:cs="Calibri" w:eastAsia="맑은 고딕" w:hAnsi="Calibri"/>
+                <w:sz w:val="19"/>
+                <w:szCs w:val="19"/>
+              </w:rPr>
+              <w:t xml:space="preserve">이해관계자</w:t>
+            </w:r>
+          </w:p>
+        </w:tc>
+        <w:tc>
+          <w:tcPr>
+            <w:tcW w:type="dxa" w:w="6620"/>
+            <w:tcBorders>
+              <w:top w:val="single" w:color="BFBFBF" w:sz="4"/>
+              <w:left w:val="single" w:color="BFBFBF" w:sz="4"/>
+              <w:bottom w:val="single" w:color="BFBFBF" w:sz="4"/>
+              <w:right w:val="single" w:color="BFBFBF" w:sz="4"/>
+            </w:tcBorders>
+            <w:tcMar>
+              <w:top w:type="dxa" w:w="60"/>
+              <w:left w:type="dxa" w:w="100"/>
+              <w:bottom w:type="dxa" w:w="60"/>
+              <w:right w:type="dxa" w:w="100"/>
+            </w:tcMar>
+          </w:tcPr>
+          <w:p>
+            <w:pPr>
+              <w:spacing w:after="0"/>
+            </w:pPr>
+            <w:r>
+              <w:rPr>
+                <w:rFonts w:ascii="Calibri" w:cs="Calibri" w:eastAsia="맑은 고딕" w:hAnsi="Calibri"/>
+                <w:sz w:val="19"/>
+                <w:szCs w:val="19"/>
+              </w:rPr>
+              <w:t xml:space="preserve">농협 · 산지 · 정부가 같은 API · 보고서를 출하 · 수급 판단에 쓴다 (① 표)</w:t>
+            </w:r>
+          </w:p>
+        </w:tc>
+        <w:tc>
+          <w:tcPr>
+            <w:tcW w:type="dxa" w:w="1000"/>
+            <w:tcBorders>
+              <w:top w:val="single" w:color="BFBFBF" w:sz="4"/>
+              <w:left w:val="single" w:color="BFBFBF" w:sz="4"/>
+              <w:bottom w:val="single" w:color="BFBFBF" w:sz="4"/>
+              <w:right w:val="single" w:color="BFBFBF" w:sz="4"/>
+            </w:tcBorders>
+            <w:tcMar>
+              <w:top w:type="dxa" w:w="60"/>
+              <w:left w:type="dxa" w:w="100"/>
+              <w:bottom w:type="dxa" w:w="60"/>
+              <w:right w:type="dxa" w:w="100"/>
+            </w:tcMar>
+          </w:tcPr>
+          <w:p>
+            <w:pPr>
+              <w:spacing w:after="0"/>
+            </w:pPr>
+            <w:r>
+              <w:rPr>
+                <w:rFonts w:ascii="Calibri" w:cs="Calibri" w:eastAsia="맑은 고딕" w:hAnsi="Calibri"/>
+                <w:sz w:val="19"/>
+                <w:szCs w:val="19"/>
+              </w:rPr>
+              <w:t xml:space="preserve">설계</w:t>
+            </w:r>
+          </w:p>
+        </w:tc>
+      </w:tr>
+    </w:tbl>
+    <w:p>
+      <w:pPr>
+        <w:spacing w:after="120"/>
+      </w:pPr>
+    </w:p>
+    <w:p>
+      <w:pPr>
+        <w:spacing w:after="120"/>
+      </w:pPr>
+      <w:r>
+        <w:rPr>
+          <w:rFonts w:ascii="Calibri" w:cs="Calibri" w:eastAsia="맑은 고딕" w:hAnsi="Calibri"/>
+          <w:sz w:val="21"/>
+          <w:szCs w:val="21"/>
+        </w:rPr>
+        <w:t xml:space="preserve">→ 발표에서는 토마토로 전체 흐름을 보여 주고, 위 표로 "같은 구조로 품목 · 그룹을 늘릴 수 있다"를 설계로 제시한다.</w:t>
       </w:r>
     </w:p>
     <w:p>

--- a/docs/기획서.docx
+++ b/docs/기획서.docx
@@ -4445,25 +4445,24 @@
               <w:bottom w:val="single" w:color="BFBFBF" w:sz="4"/>
               <w:right w:val="single" w:color="BFBFBF" w:sz="4"/>
             </w:tcBorders>
-            <w:shd w:fill="FFF2CC" w:color="auto" w:val="clear"/>
-            <w:tcMar>
-              <w:top w:type="dxa" w:w="60"/>
-              <w:left w:type="dxa" w:w="100"/>
-              <w:bottom w:type="dxa" w:w="60"/>
-              <w:right w:type="dxa" w:w="100"/>
-            </w:tcMar>
-          </w:tcPr>
-          <w:p>
-            <w:pPr>
-              <w:spacing w:after="0"/>
-            </w:pPr>
-            <w:r>
-              <w:rPr>
-                <w:rFonts w:ascii="Calibri" w:cs="Calibri" w:eastAsia="맑은 고딕" w:hAnsi="Calibri"/>
-                <w:sz w:val="19"/>
-                <w:szCs w:val="19"/>
-              </w:rPr>
-              <w:t xml:space="preserve">검증 RMSE ≤ 612원/kg (기본값 · 실험 후 확정)</w:t>
+            <w:tcMar>
+              <w:top w:type="dxa" w:w="60"/>
+              <w:left w:type="dxa" w:w="100"/>
+              <w:bottom w:type="dxa" w:w="60"/>
+              <w:right w:type="dxa" w:w="100"/>
+            </w:tcMar>
+          </w:tcPr>
+          <w:p>
+            <w:pPr>
+              <w:spacing w:after="0"/>
+            </w:pPr>
+            <w:r>
+              <w:rPr>
+                <w:rFonts w:ascii="Calibri" w:cs="Calibri" w:eastAsia="맑은 고딕" w:hAnsi="Calibri"/>
+                <w:sz w:val="19"/>
+                <w:szCs w:val="19"/>
+              </w:rPr>
+              <w:t xml:space="preserve">검증 RMSE ≤ 612원/kg (10/2 확정)</w:t>
             </w:r>
           </w:p>
         </w:tc>
@@ -4493,7 +4492,7 @@
                 <w:sz w:val="19"/>
                 <w:szCs w:val="19"/>
               </w:rPr>
-              <w:t xml:space="preserve">토마토 3년치 실측: 평균 3,727원/kg · "내일 가격 = 오늘 가격" 단순 예측 RMSE 612원/kg(평균의 16%). 하루 변동이 커서 HAIC 식 "가격의 2–4%"는 맞지 않는다 — 단순 예측보다 나아야 쓸 이유가 있다</w:t>
+              <w:t xml:space="preserve">토마토 3년치 실측: 평균 3,727원/kg · "내일 가격 = 오늘 가격" 단순 예측 RMSE 612원/kg(평균의 16%). 토마토 LSTM 실측(시험 구간 2026.3–9): 시드 5개 RMSE 488~540 · 평균 505, 같은 구간 단순 예측 530 — 3-1 참고. 하루 변동이 커서 HAIC 식 "가격의 2–4%"는 맞지 않는다 — 단순 예측보다 나아야 쓸 이유가 있다</w:t>
             </w:r>
           </w:p>
         </w:tc>
@@ -4742,8 +4741,8 @@
       </w:tblPr>
       <w:tblGrid>
         <w:gridCol w:w="1500"/>
-        <w:gridCol w:w="3687"/>
-        <w:gridCol w:w="4173"/>
+        <w:gridCol w:w="2460"/>
+        <w:gridCol w:w="5400"/>
       </w:tblGrid>
       <w:tr>
         <w:trPr>
@@ -4784,7 +4783,7 @@
         </w:tc>
         <w:tc>
           <w:tcPr>
-            <w:tcW w:type="dxa" w:w="3687"/>
+            <w:tcW w:type="dxa" w:w="2460"/>
             <w:tcBorders>
               <w:top w:val="single" w:color="BFBFBF" w:sz="4"/>
               <w:left w:val="single" w:color="BFBFBF" w:sz="4"/>
@@ -4817,7 +4816,7 @@
         </w:tc>
         <w:tc>
           <w:tcPr>
-            <w:tcW w:type="dxa" w:w="4173"/>
+            <w:tcW w:type="dxa" w:w="5400"/>
             <w:tcBorders>
               <w:top w:val="single" w:color="BFBFBF" w:sz="4"/>
               <w:left w:val="single" w:color="BFBFBF" w:sz="4"/>
@@ -4885,7 +4884,7 @@
         </w:tc>
         <w:tc>
           <w:tcPr>
-            <w:tcW w:type="dxa" w:w="3687"/>
+            <w:tcW w:type="dxa" w:w="2460"/>
             <w:tcBorders>
               <w:top w:val="single" w:color="BFBFBF" w:sz="4"/>
               <w:left w:val="single" w:color="BFBFBF" w:sz="4"/>
@@ -4915,7 +4914,7 @@
         </w:tc>
         <w:tc>
           <w:tcPr>
-            <w:tcW w:type="dxa" w:w="4173"/>
+            <w:tcW w:type="dxa" w:w="5400"/>
             <w:tcBorders>
               <w:top w:val="single" w:color="BFBFBF" w:sz="4"/>
               <w:left w:val="single" w:color="BFBFBF" w:sz="4"/>
@@ -4980,7 +4979,7 @@
         </w:tc>
         <w:tc>
           <w:tcPr>
-            <w:tcW w:type="dxa" w:w="3687"/>
+            <w:tcW w:type="dxa" w:w="2460"/>
             <w:tcBorders>
               <w:top w:val="single" w:color="BFBFBF" w:sz="4"/>
               <w:left w:val="single" w:color="BFBFBF" w:sz="4"/>
@@ -5010,7 +5009,7 @@
         </w:tc>
         <w:tc>
           <w:tcPr>
-            <w:tcW w:type="dxa" w:w="4173"/>
+            <w:tcW w:type="dxa" w:w="5400"/>
             <w:tcBorders>
               <w:top w:val="single" w:color="BFBFBF" w:sz="4"/>
               <w:left w:val="single" w:color="BFBFBF" w:sz="4"/>
@@ -5075,62 +5074,61 @@
         </w:tc>
         <w:tc>
           <w:tcPr>
-            <w:tcW w:type="dxa" w:w="3687"/>
-            <w:tcBorders>
-              <w:top w:val="single" w:color="BFBFBF" w:sz="4"/>
-              <w:left w:val="single" w:color="BFBFBF" w:sz="4"/>
-              <w:bottom w:val="single" w:color="BFBFBF" w:sz="4"/>
-              <w:right w:val="single" w:color="BFBFBF" w:sz="4"/>
-            </w:tcBorders>
-            <w:shd w:fill="FFF2CC" w:color="auto" w:val="clear"/>
-            <w:tcMar>
-              <w:top w:type="dxa" w:w="60"/>
-              <w:left w:type="dxa" w:w="100"/>
-              <w:bottom w:type="dxa" w:w="60"/>
-              <w:right w:type="dxa" w:w="100"/>
-            </w:tcMar>
-          </w:tcPr>
-          <w:p>
-            <w:pPr>
-              <w:spacing w:after="0"/>
-            </w:pPr>
-            <w:r>
-              <w:rPr>
-                <w:rFonts w:ascii="Calibri" w:cs="Calibri" w:eastAsia="맑은 고딕" w:hAnsi="Calibri"/>
-                <w:sz w:val="19"/>
-                <w:szCs w:val="19"/>
-              </w:rPr>
-              <w:t xml:space="preserve">검증 RMSE ≤ 612원/kg (기본값 · 실험 후 확정) 일 때만 Production 등록</w:t>
-            </w:r>
-          </w:p>
-        </w:tc>
-        <w:tc>
-          <w:tcPr>
-            <w:tcW w:type="dxa" w:w="4173"/>
-            <w:tcBorders>
-              <w:top w:val="single" w:color="BFBFBF" w:sz="4"/>
-              <w:left w:val="single" w:color="BFBFBF" w:sz="4"/>
-              <w:bottom w:val="single" w:color="BFBFBF" w:sz="4"/>
-              <w:right w:val="single" w:color="BFBFBF" w:sz="4"/>
-            </w:tcBorders>
-            <w:tcMar>
-              <w:top w:type="dxa" w:w="60"/>
-              <w:left w:type="dxa" w:w="100"/>
-              <w:bottom w:type="dxa" w:w="60"/>
-              <w:right w:type="dxa" w:w="100"/>
-            </w:tcMar>
-          </w:tcPr>
-          <w:p>
-            <w:pPr>
-              <w:spacing w:after="0"/>
-            </w:pPr>
-            <w:r>
-              <w:rPr>
-                <w:rFonts w:ascii="Calibri" w:cs="Calibri" w:eastAsia="맑은 고딕" w:hAnsi="Calibri"/>
-                <w:sz w:val="19"/>
-                <w:szCs w:val="19"/>
-              </w:rPr>
-              <w:t xml:space="preserve">② 품질 목표와 같은 값. 미달이면 배포 차단, 기존 Production 유지</w:t>
+            <w:tcW w:type="dxa" w:w="2460"/>
+            <w:tcBorders>
+              <w:top w:val="single" w:color="BFBFBF" w:sz="4"/>
+              <w:left w:val="single" w:color="BFBFBF" w:sz="4"/>
+              <w:bottom w:val="single" w:color="BFBFBF" w:sz="4"/>
+              <w:right w:val="single" w:color="BFBFBF" w:sz="4"/>
+            </w:tcBorders>
+            <w:tcMar>
+              <w:top w:type="dxa" w:w="60"/>
+              <w:left w:type="dxa" w:w="100"/>
+              <w:bottom w:type="dxa" w:w="60"/>
+              <w:right w:type="dxa" w:w="100"/>
+            </w:tcMar>
+          </w:tcPr>
+          <w:p>
+            <w:pPr>
+              <w:spacing w:after="0"/>
+            </w:pPr>
+            <w:r>
+              <w:rPr>
+                <w:rFonts w:ascii="Calibri" w:cs="Calibri" w:eastAsia="맑은 고딕" w:hAnsi="Calibri"/>
+                <w:sz w:val="19"/>
+                <w:szCs w:val="19"/>
+              </w:rPr>
+              <w:t xml:space="preserve">검증 RMSE ≤ 612원/kg (10/2 확정) 일 때만 Production 등록</w:t>
+            </w:r>
+          </w:p>
+        </w:tc>
+        <w:tc>
+          <w:tcPr>
+            <w:tcW w:type="dxa" w:w="5400"/>
+            <w:tcBorders>
+              <w:top w:val="single" w:color="BFBFBF" w:sz="4"/>
+              <w:left w:val="single" w:color="BFBFBF" w:sz="4"/>
+              <w:bottom w:val="single" w:color="BFBFBF" w:sz="4"/>
+              <w:right w:val="single" w:color="BFBFBF" w:sz="4"/>
+            </w:tcBorders>
+            <w:tcMar>
+              <w:top w:type="dxa" w:w="60"/>
+              <w:left w:type="dxa" w:w="100"/>
+              <w:bottom w:type="dxa" w:w="60"/>
+              <w:right w:type="dxa" w:w="100"/>
+            </w:tcMar>
+          </w:tcPr>
+          <w:p>
+            <w:pPr>
+              <w:spacing w:after="0"/>
+            </w:pPr>
+            <w:r>
+              <w:rPr>
+                <w:rFonts w:ascii="Calibri" w:cs="Calibri" w:eastAsia="맑은 고딕" w:hAnsi="Calibri"/>
+                <w:sz w:val="19"/>
+                <w:szCs w:val="19"/>
+              </w:rPr>
+              <w:t xml:space="preserve">② 품질 목표와 같은 값. 미달이면 배포 차단, 기존 Production 유지. 실측: 기본 학습(시드 42) 540 → 통과 · 컨테이너 빌드에서도 같은 값으로 등록. "같은 시험 구간 단순 예측(530)보다 작을 때만" 동적 게이트도 검토했으나 시드 42 모델이 떨어져 데모가 멈추고, EarlyStopping 은 오히려 악화(평균 933, 0/5 통과)해 고정값으로 확정 — 동적 게이트는 개선 방향</w:t>
             </w:r>
           </w:p>
         </w:tc>
@@ -5171,7 +5169,7 @@
         </w:tc>
         <w:tc>
           <w:tcPr>
-            <w:tcW w:type="dxa" w:w="3687"/>
+            <w:tcW w:type="dxa" w:w="2460"/>
             <w:tcBorders>
               <w:top w:val="single" w:color="BFBFBF" w:sz="4"/>
               <w:left w:val="single" w:color="BFBFBF" w:sz="4"/>
@@ -5201,7 +5199,7 @@
         </w:tc>
         <w:tc>
           <w:tcPr>
-            <w:tcW w:type="dxa" w:w="4173"/>
+            <w:tcW w:type="dxa" w:w="5400"/>
             <w:tcBorders>
               <w:top w:val="single" w:color="BFBFBF" w:sz="4"/>
               <w:left w:val="single" w:color="BFBFBF" w:sz="4"/>
@@ -5701,25 +5699,24 @@
               <w:bottom w:val="single" w:color="BFBFBF" w:sz="4"/>
               <w:right w:val="single" w:color="BFBFBF" w:sz="4"/>
             </w:tcBorders>
-            <w:shd w:fill="FFF2CC" w:color="auto" w:val="clear"/>
-            <w:tcMar>
-              <w:top w:type="dxa" w:w="60"/>
-              <w:left w:type="dxa" w:w="100"/>
-              <w:bottom w:type="dxa" w:w="60"/>
-              <w:right w:type="dxa" w:w="100"/>
-            </w:tcMar>
-          </w:tcPr>
-          <w:p>
-            <w:pPr>
-              <w:spacing w:after="0"/>
-            </w:pPr>
-            <w:r>
-              <w:rPr>
-                <w:rFonts w:ascii="Calibri" w:cs="Calibri" w:eastAsia="맑은 고딕" w:hAnsi="Calibri"/>
-                <w:sz w:val="19"/>
-                <w:szCs w:val="19"/>
-              </w:rPr>
-              <w:t xml:space="preserve">최근 15거래일 RMSE &gt; 612원/kg (기본값 · 실험 후 확정)</w:t>
+            <w:tcMar>
+              <w:top w:type="dxa" w:w="60"/>
+              <w:left w:type="dxa" w:w="100"/>
+              <w:bottom w:type="dxa" w:w="60"/>
+              <w:right w:type="dxa" w:w="100"/>
+            </w:tcMar>
+          </w:tcPr>
+          <w:p>
+            <w:pPr>
+              <w:spacing w:after="0"/>
+            </w:pPr>
+            <w:r>
+              <w:rPr>
+                <w:rFonts w:ascii="Calibri" w:cs="Calibri" w:eastAsia="맑은 고딕" w:hAnsi="Calibri"/>
+                <w:sz w:val="19"/>
+                <w:szCs w:val="19"/>
+              </w:rPr>
+              <w:t xml:space="preserve">최근 15거래일 RMSE &gt; 612원/kg (10/2 확정)</w:t>
             </w:r>
           </w:p>
         </w:tc>
@@ -7301,7 +7298,7 @@
           <w:sz w:val="21"/>
           <w:szCs w:val="21"/>
         </w:rPr>
-        <w:t xml:space="preserve">⚠️ 한계: LSTM 이 아니라 대체 모델(선형 회귀 · "내일 = 오늘" 오차)로 잰 값이다. 급등 정의와 임계값 612원/kg 은 분석용 기준이다. 팀 LSTM 학습 뒤 한 번 더 확인한다.</w:t>
+        <w:t xml:space="preserve">코드 반영 완료 — 입력 25 · 판정 윈도우 15 · 재학습 50행 · 업로드 최소 40행.</w:t>
       </w:r>
     </w:p>
     <w:p>
@@ -7314,7 +7311,503 @@
           <w:sz w:val="21"/>
           <w:szCs w:val="21"/>
         </w:rPr>
-        <w:t xml:space="preserve">코드 반영 완료 — 입력 25 · 판정 윈도우 15 · 재학습 50행 · 업로드 최소 40행.</w:t>
+        <w:t xml:space="preserve">⚠️ 한계: 위 길이 결정은 LSTM 이 아니라 대체 모델(선형 회귀 · "내일 = 오늘" 오차)로 잰 값이다. 급등 정의와 임계값 612원/kg 은 분석용 기준이다.</w:t>
+      </w:r>
+    </w:p>
+    <w:p>
+      <w:pPr>
+        <w:spacing w:after="120"/>
+      </w:pPr>
+      <w:r>
+        <w:rPr>
+          <w:rFonts w:ascii="Calibri" w:cs="Calibri" w:eastAsia="맑은 고딕" w:hAnsi="Calibri"/>
+          <w:sz w:val="21"/>
+          <w:szCs w:val="21"/>
+        </w:rPr>
+        <w:t xml:space="preserve">토마토 LSTM 실측 (10/2, 903거래일 · 시험 구간 2026.3.2–9.30 176일 · 같은 구간 단순 예측 529.9원/kg)</w:t>
+      </w:r>
+    </w:p>
+    <w:tbl>
+      <w:tblPr>
+        <w:tblW w:type="dxa" w:w="9360"/>
+        <w:tblBorders>
+          <w:top w:val="single" w:color="auto" w:sz="4"/>
+          <w:left w:val="single" w:color="auto" w:sz="4"/>
+          <w:bottom w:val="single" w:color="auto" w:sz="4"/>
+          <w:right w:val="single" w:color="auto" w:sz="4"/>
+          <w:insideH w:val="single" w:color="auto" w:sz="4"/>
+          <w:insideV w:val="single" w:color="auto" w:sz="4"/>
+        </w:tblBorders>
+      </w:tblPr>
+      <w:tblGrid>
+        <w:gridCol w:w="3614"/>
+        <w:gridCol w:w="3541"/>
+        <w:gridCol w:w="1000"/>
+        <w:gridCol w:w="1205"/>
+      </w:tblGrid>
+      <w:tr>
+        <w:trPr>
+          <w:tblHeader/>
+        </w:trPr>
+        <w:tc>
+          <w:tcPr>
+            <w:tcW w:type="dxa" w:w="3614"/>
+            <w:tcBorders>
+              <w:top w:val="single" w:color="BFBFBF" w:sz="4"/>
+              <w:left w:val="single" w:color="BFBFBF" w:sz="4"/>
+              <w:bottom w:val="single" w:color="BFBFBF" w:sz="4"/>
+              <w:right w:val="single" w:color="BFBFBF" w:sz="4"/>
+            </w:tcBorders>
+            <w:shd w:fill="F2F2F2" w:color="auto" w:val="clear"/>
+            <w:tcMar>
+              <w:top w:type="dxa" w:w="60"/>
+              <w:left w:type="dxa" w:w="100"/>
+              <w:bottom w:type="dxa" w:w="60"/>
+              <w:right w:type="dxa" w:w="100"/>
+            </w:tcMar>
+          </w:tcPr>
+          <w:p>
+            <w:pPr>
+              <w:spacing w:after="0"/>
+            </w:pPr>
+            <w:r>
+              <w:rPr>
+                <w:rFonts w:ascii="Calibri" w:cs="Calibri" w:eastAsia="맑은 고딕" w:hAnsi="Calibri"/>
+                <w:b/>
+                <w:bCs/>
+                <w:sz w:val="19"/>
+                <w:szCs w:val="19"/>
+              </w:rPr>
+              <w:t xml:space="preserve">학습 설정</w:t>
+            </w:r>
+          </w:p>
+        </w:tc>
+        <w:tc>
+          <w:tcPr>
+            <w:tcW w:type="dxa" w:w="3541"/>
+            <w:tcBorders>
+              <w:top w:val="single" w:color="BFBFBF" w:sz="4"/>
+              <w:left w:val="single" w:color="BFBFBF" w:sz="4"/>
+              <w:bottom w:val="single" w:color="BFBFBF" w:sz="4"/>
+              <w:right w:val="single" w:color="BFBFBF" w:sz="4"/>
+            </w:tcBorders>
+            <w:shd w:fill="F2F2F2" w:color="auto" w:val="clear"/>
+            <w:tcMar>
+              <w:top w:type="dxa" w:w="60"/>
+              <w:left w:type="dxa" w:w="100"/>
+              <w:bottom w:type="dxa" w:w="60"/>
+              <w:right w:type="dxa" w:w="100"/>
+            </w:tcMar>
+          </w:tcPr>
+          <w:p>
+            <w:pPr>
+              <w:spacing w:after="0"/>
+            </w:pPr>
+            <w:r>
+              <w:rPr>
+                <w:rFonts w:ascii="Calibri" w:cs="Calibri" w:eastAsia="맑은 고딕" w:hAnsi="Calibri"/>
+                <w:b/>
+                <w:bCs/>
+                <w:sz w:val="19"/>
+                <w:szCs w:val="19"/>
+              </w:rPr>
+              <w:t xml:space="preserve">시드 42 / 1 / 7 / 123 / 2026 RMSE (원/kg)</w:t>
+            </w:r>
+          </w:p>
+        </w:tc>
+        <w:tc>
+          <w:tcPr>
+            <w:tcW w:type="dxa" w:w="1000"/>
+            <w:tcBorders>
+              <w:top w:val="single" w:color="BFBFBF" w:sz="4"/>
+              <w:left w:val="single" w:color="BFBFBF" w:sz="4"/>
+              <w:bottom w:val="single" w:color="BFBFBF" w:sz="4"/>
+              <w:right w:val="single" w:color="BFBFBF" w:sz="4"/>
+            </w:tcBorders>
+            <w:shd w:fill="F2F2F2" w:color="auto" w:val="clear"/>
+            <w:tcMar>
+              <w:top w:type="dxa" w:w="60"/>
+              <w:left w:type="dxa" w:w="100"/>
+              <w:bottom w:type="dxa" w:w="60"/>
+              <w:right w:type="dxa" w:w="100"/>
+            </w:tcMar>
+          </w:tcPr>
+          <w:p>
+            <w:pPr>
+              <w:spacing w:after="0"/>
+            </w:pPr>
+            <w:r>
+              <w:rPr>
+                <w:rFonts w:ascii="Calibri" w:cs="Calibri" w:eastAsia="맑은 고딕" w:hAnsi="Calibri"/>
+                <w:b/>
+                <w:bCs/>
+                <w:sz w:val="19"/>
+                <w:szCs w:val="19"/>
+              </w:rPr>
+              <w:t xml:space="preserve">평균</w:t>
+            </w:r>
+          </w:p>
+        </w:tc>
+        <w:tc>
+          <w:tcPr>
+            <w:tcW w:type="dxa" w:w="1205"/>
+            <w:tcBorders>
+              <w:top w:val="single" w:color="BFBFBF" w:sz="4"/>
+              <w:left w:val="single" w:color="BFBFBF" w:sz="4"/>
+              <w:bottom w:val="single" w:color="BFBFBF" w:sz="4"/>
+              <w:right w:val="single" w:color="BFBFBF" w:sz="4"/>
+            </w:tcBorders>
+            <w:shd w:fill="F2F2F2" w:color="auto" w:val="clear"/>
+            <w:tcMar>
+              <w:top w:type="dxa" w:w="60"/>
+              <w:left w:type="dxa" w:w="100"/>
+              <w:bottom w:type="dxa" w:w="60"/>
+              <w:right w:type="dxa" w:w="100"/>
+            </w:tcMar>
+          </w:tcPr>
+          <w:p>
+            <w:pPr>
+              <w:spacing w:after="0"/>
+            </w:pPr>
+            <w:r>
+              <w:rPr>
+                <w:rFonts w:ascii="Calibri" w:cs="Calibri" w:eastAsia="맑은 고딕" w:hAnsi="Calibri"/>
+                <w:b/>
+                <w:bCs/>
+                <w:sz w:val="19"/>
+                <w:szCs w:val="19"/>
+              </w:rPr>
+              <w:t xml:space="preserve">단순 예측보다 나은 시드</w:t>
+            </w:r>
+          </w:p>
+        </w:tc>
+      </w:tr>
+      <w:tr>
+        <w:trPr>
+          <w:tblHeader w:val="off"/>
+        </w:trPr>
+        <w:tc>
+          <w:tcPr>
+            <w:tcW w:type="dxa" w:w="3614"/>
+            <w:tcBorders>
+              <w:top w:val="single" w:color="BFBFBF" w:sz="4"/>
+              <w:left w:val="single" w:color="BFBFBF" w:sz="4"/>
+              <w:bottom w:val="single" w:color="BFBFBF" w:sz="4"/>
+              <w:right w:val="single" w:color="BFBFBF" w:sz="4"/>
+            </w:tcBorders>
+            <w:tcMar>
+              <w:top w:type="dxa" w:w="60"/>
+              <w:left w:type="dxa" w:w="100"/>
+              <w:bottom w:type="dxa" w:w="60"/>
+              <w:right w:type="dxa" w:w="100"/>
+            </w:tcMar>
+          </w:tcPr>
+          <w:p>
+            <w:pPr>
+              <w:spacing w:after="0"/>
+            </w:pPr>
+            <w:r>
+              <w:rPr>
+                <w:rFonts w:ascii="Calibri" w:cs="Calibri" w:eastAsia="맑은 고딕" w:hAnsi="Calibri"/>
+                <w:sz w:val="19"/>
+                <w:szCs w:val="19"/>
+              </w:rPr>
+              <w:t xml:space="preserve">현재 코드 (100 epoch)</w:t>
+            </w:r>
+          </w:p>
+        </w:tc>
+        <w:tc>
+          <w:tcPr>
+            <w:tcW w:type="dxa" w:w="3541"/>
+            <w:tcBorders>
+              <w:top w:val="single" w:color="BFBFBF" w:sz="4"/>
+              <w:left w:val="single" w:color="BFBFBF" w:sz="4"/>
+              <w:bottom w:val="single" w:color="BFBFBF" w:sz="4"/>
+              <w:right w:val="single" w:color="BFBFBF" w:sz="4"/>
+            </w:tcBorders>
+            <w:tcMar>
+              <w:top w:type="dxa" w:w="60"/>
+              <w:left w:type="dxa" w:w="100"/>
+              <w:bottom w:type="dxa" w:w="60"/>
+              <w:right w:type="dxa" w:w="100"/>
+            </w:tcMar>
+          </w:tcPr>
+          <w:p>
+            <w:pPr>
+              <w:spacing w:after="0"/>
+            </w:pPr>
+            <w:r>
+              <w:rPr>
+                <w:rFonts w:ascii="Calibri" w:cs="Calibri" w:eastAsia="맑은 고딕" w:hAnsi="Calibri"/>
+                <w:sz w:val="19"/>
+                <w:szCs w:val="19"/>
+              </w:rPr>
+              <w:t xml:space="preserve">540.0 / 487.6 / 510.4 / 488.7 / 499.6</w:t>
+            </w:r>
+          </w:p>
+        </w:tc>
+        <w:tc>
+          <w:tcPr>
+            <w:tcW w:type="dxa" w:w="1000"/>
+            <w:tcBorders>
+              <w:top w:val="single" w:color="BFBFBF" w:sz="4"/>
+              <w:left w:val="single" w:color="BFBFBF" w:sz="4"/>
+              <w:bottom w:val="single" w:color="BFBFBF" w:sz="4"/>
+              <w:right w:val="single" w:color="BFBFBF" w:sz="4"/>
+            </w:tcBorders>
+            <w:tcMar>
+              <w:top w:type="dxa" w:w="60"/>
+              <w:left w:type="dxa" w:w="100"/>
+              <w:bottom w:type="dxa" w:w="60"/>
+              <w:right w:type="dxa" w:w="100"/>
+            </w:tcMar>
+          </w:tcPr>
+          <w:p>
+            <w:pPr>
+              <w:spacing w:after="0"/>
+            </w:pPr>
+            <w:r>
+              <w:rPr>
+                <w:rFonts w:ascii="Calibri" w:cs="Calibri" w:eastAsia="맑은 고딕" w:hAnsi="Calibri"/>
+                <w:sz w:val="19"/>
+                <w:szCs w:val="19"/>
+              </w:rPr>
+              <w:t xml:space="preserve">505.3</w:t>
+            </w:r>
+          </w:p>
+        </w:tc>
+        <w:tc>
+          <w:tcPr>
+            <w:tcW w:type="dxa" w:w="1205"/>
+            <w:tcBorders>
+              <w:top w:val="single" w:color="BFBFBF" w:sz="4"/>
+              <w:left w:val="single" w:color="BFBFBF" w:sz="4"/>
+              <w:bottom w:val="single" w:color="BFBFBF" w:sz="4"/>
+              <w:right w:val="single" w:color="BFBFBF" w:sz="4"/>
+            </w:tcBorders>
+            <w:tcMar>
+              <w:top w:type="dxa" w:w="60"/>
+              <w:left w:type="dxa" w:w="100"/>
+              <w:bottom w:type="dxa" w:w="60"/>
+              <w:right w:type="dxa" w:w="100"/>
+            </w:tcMar>
+          </w:tcPr>
+          <w:p>
+            <w:pPr>
+              <w:spacing w:after="0"/>
+            </w:pPr>
+            <w:r>
+              <w:rPr>
+                <w:rFonts w:ascii="Calibri" w:cs="Calibri" w:eastAsia="맑은 고딕" w:hAnsi="Calibri"/>
+                <w:sz w:val="19"/>
+                <w:szCs w:val="19"/>
+              </w:rPr>
+              <w:t xml:space="preserve">4/5</w:t>
+            </w:r>
+          </w:p>
+        </w:tc>
+      </w:tr>
+      <w:tr>
+        <w:trPr>
+          <w:tblHeader w:val="off"/>
+        </w:trPr>
+        <w:tc>
+          <w:tcPr>
+            <w:tcW w:type="dxa" w:w="3614"/>
+            <w:tcBorders>
+              <w:top w:val="single" w:color="BFBFBF" w:sz="4"/>
+              <w:left w:val="single" w:color="BFBFBF" w:sz="4"/>
+              <w:bottom w:val="single" w:color="BFBFBF" w:sz="4"/>
+              <w:right w:val="single" w:color="BFBFBF" w:sz="4"/>
+            </w:tcBorders>
+            <w:tcMar>
+              <w:top w:type="dxa" w:w="60"/>
+              <w:left w:type="dxa" w:w="100"/>
+              <w:bottom w:type="dxa" w:w="60"/>
+              <w:right w:type="dxa" w:w="100"/>
+            </w:tcMar>
+          </w:tcPr>
+          <w:p>
+            <w:pPr>
+              <w:spacing w:after="0"/>
+            </w:pPr>
+            <w:r>
+              <w:rPr>
+                <w:rFonts w:ascii="Calibri" w:cs="Calibri" w:eastAsia="맑은 고딕" w:hAnsi="Calibri"/>
+                <w:sz w:val="19"/>
+                <w:szCs w:val="19"/>
+              </w:rPr>
+              <w:t xml:space="preserve">EarlyStopping (검증 10% · patience 10/20)</w:t>
+            </w:r>
+          </w:p>
+        </w:tc>
+        <w:tc>
+          <w:tcPr>
+            <w:tcW w:type="dxa" w:w="3541"/>
+            <w:tcBorders>
+              <w:top w:val="single" w:color="BFBFBF" w:sz="4"/>
+              <w:left w:val="single" w:color="BFBFBF" w:sz="4"/>
+              <w:bottom w:val="single" w:color="BFBFBF" w:sz="4"/>
+              <w:right w:val="single" w:color="BFBFBF" w:sz="4"/>
+            </w:tcBorders>
+            <w:tcMar>
+              <w:top w:type="dxa" w:w="60"/>
+              <w:left w:type="dxa" w:w="100"/>
+              <w:bottom w:type="dxa" w:w="60"/>
+              <w:right w:type="dxa" w:w="100"/>
+            </w:tcMar>
+          </w:tcPr>
+          <w:p>
+            <w:pPr>
+              <w:spacing w:after="0"/>
+            </w:pPr>
+            <w:r>
+              <w:rPr>
+                <w:rFonts w:ascii="Calibri" w:cs="Calibri" w:eastAsia="맑은 고딕" w:hAnsi="Calibri"/>
+                <w:sz w:val="19"/>
+                <w:szCs w:val="19"/>
+              </w:rPr>
+              <w:t xml:space="preserve">1,234.0 / 1,051.8 / 770.4 / 776.0 / 832.9</w:t>
+            </w:r>
+          </w:p>
+        </w:tc>
+        <w:tc>
+          <w:tcPr>
+            <w:tcW w:type="dxa" w:w="1000"/>
+            <w:tcBorders>
+              <w:top w:val="single" w:color="BFBFBF" w:sz="4"/>
+              <w:left w:val="single" w:color="BFBFBF" w:sz="4"/>
+              <w:bottom w:val="single" w:color="BFBFBF" w:sz="4"/>
+              <w:right w:val="single" w:color="BFBFBF" w:sz="4"/>
+            </w:tcBorders>
+            <w:tcMar>
+              <w:top w:type="dxa" w:w="60"/>
+              <w:left w:type="dxa" w:w="100"/>
+              <w:bottom w:type="dxa" w:w="60"/>
+              <w:right w:type="dxa" w:w="100"/>
+            </w:tcMar>
+          </w:tcPr>
+          <w:p>
+            <w:pPr>
+              <w:spacing w:after="0"/>
+            </w:pPr>
+            <w:r>
+              <w:rPr>
+                <w:rFonts w:ascii="Calibri" w:cs="Calibri" w:eastAsia="맑은 고딕" w:hAnsi="Calibri"/>
+                <w:sz w:val="19"/>
+                <w:szCs w:val="19"/>
+              </w:rPr>
+              <w:t xml:space="preserve">933.0</w:t>
+            </w:r>
+          </w:p>
+        </w:tc>
+        <w:tc>
+          <w:tcPr>
+            <w:tcW w:type="dxa" w:w="1205"/>
+            <w:tcBorders>
+              <w:top w:val="single" w:color="BFBFBF" w:sz="4"/>
+              <w:left w:val="single" w:color="BFBFBF" w:sz="4"/>
+              <w:bottom w:val="single" w:color="BFBFBF" w:sz="4"/>
+              <w:right w:val="single" w:color="BFBFBF" w:sz="4"/>
+            </w:tcBorders>
+            <w:tcMar>
+              <w:top w:type="dxa" w:w="60"/>
+              <w:left w:type="dxa" w:w="100"/>
+              <w:bottom w:type="dxa" w:w="60"/>
+              <w:right w:type="dxa" w:w="100"/>
+            </w:tcMar>
+          </w:tcPr>
+          <w:p>
+            <w:pPr>
+              <w:spacing w:after="0"/>
+            </w:pPr>
+            <w:r>
+              <w:rPr>
+                <w:rFonts w:ascii="Calibri" w:cs="Calibri" w:eastAsia="맑은 고딕" w:hAnsi="Calibri"/>
+                <w:sz w:val="19"/>
+                <w:szCs w:val="19"/>
+              </w:rPr>
+              <w:t xml:space="preserve">0/5</w:t>
+            </w:r>
+          </w:p>
+        </w:tc>
+      </w:tr>
+    </w:tbl>
+    <w:p>
+      <w:pPr>
+        <w:spacing w:after="120"/>
+      </w:pPr>
+    </w:p>
+    <w:p>
+      <w:pPr>
+        <w:pStyle w:val="ListParagraph"/>
+        <w:numPr>
+          <w:ilvl w:val="0"/>
+          <w:numId w:val="2"/>
+        </w:numPr>
+        <w:spacing w:after="60"/>
+      </w:pPr>
+      <w:r>
+        <w:rPr>
+          <w:rFonts w:ascii="Calibri" w:cs="Calibri" w:eastAsia="맑은 고딕" w:hAnsi="Calibri"/>
+          <w:sz w:val="21"/>
+          <w:szCs w:val="21"/>
+        </w:rPr>
+        <w:t xml:space="preserve">LSTM 은 단순 예측보다 평균 약 5% 낫지만 시드에 따라 나쁠 수 있다 (기본 시드 42 = 540). 결과를 골라 쓰지 않으려고 시드는 바꾸지 않았다</w:t>
+      </w:r>
+    </w:p>
+    <w:p>
+      <w:pPr>
+        <w:pStyle w:val="ListParagraph"/>
+        <w:numPr>
+          <w:ilvl w:val="0"/>
+          <w:numId w:val="2"/>
+        </w:numPr>
+        <w:spacing w:after="60"/>
+      </w:pPr>
+      <w:r>
+        <w:rPr>
+          <w:rFonts w:ascii="Calibri" w:cs="Calibri" w:eastAsia="맑은 고딕" w:hAnsi="Calibri"/>
+          <w:sz w:val="21"/>
+          <w:szCs w:val="21"/>
+        </w:rPr>
+        <w:t xml:space="preserve">EarlyStopping 은 검증 구간(학습 마지막 10%)이 2025.7–10 급등과 겹쳐 초반 epoch 로 되돌아가 학습이 덜 된 모델이 된다</w:t>
+      </w:r>
+    </w:p>
+    <w:p>
+      <w:pPr>
+        <w:pStyle w:val="ListParagraph"/>
+        <w:numPr>
+          <w:ilvl w:val="0"/>
+          <w:numId w:val="2"/>
+        </w:numPr>
+        <w:spacing w:after="60"/>
+      </w:pPr>
+      <w:r>
+        <w:rPr>
+          <w:rFonts w:ascii="Calibri" w:cs="Calibri" w:eastAsia="맑은 고딕" w:hAnsi="Calibri"/>
+          <w:sz w:val="21"/>
+          <w:szCs w:val="21"/>
+        </w:rPr>
+        <w:t xml:space="preserve">평온한 구간(2025.3.28~ 40일)에선 LSTM 402 vs 단순 예측 70 — 가격이 거의 안 움직일 때도 평균 쪽으로 끌린다. 급등 구간(2026.9)에선 1,186 vs 1,217 로 비슷하다</w:t>
+      </w:r>
+    </w:p>
+    <w:p>
+      <w:pPr>
+        <w:pStyle w:val="ListParagraph"/>
+        <w:numPr>
+          <w:ilvl w:val="0"/>
+          <w:numId w:val="2"/>
+        </w:numPr>
+        <w:spacing w:after="60"/>
+      </w:pPr>
+      <w:r>
+        <w:rPr>
+          <w:rFonts w:ascii="Calibri" w:cs="Calibri" w:eastAsia="맑은 고딕" w:hAnsi="Calibri"/>
+          <w:sz w:val="21"/>
+          <w:szCs w:val="21"/>
+        </w:rPr>
+        <w:t xml:space="preserve">개선 방향: 동적 게이트(같은 구간 단순 예측보다 작을 때만 등록) · 여러 시드 평균(앙상블) · 급등 구간을 피한 검증 분할</w:t>
       </w:r>
     </w:p>
     <w:sectPr>

--- a/docs/기획서.docx
+++ b/docs/기획서.docx
@@ -2313,6 +2313,101 @@
                 <w:szCs w:val="19"/>
               </w:rPr>
               <w:t xml:space="preserve">설계</w:t>
+            </w:r>
+          </w:p>
+        </w:tc>
+      </w:tr>
+      <w:tr>
+        <w:trPr>
+          <w:tblHeader w:val="off"/>
+        </w:trPr>
+        <w:tc>
+          <w:tcPr>
+            <w:tcW w:type="dxa" w:w="1740"/>
+            <w:tcBorders>
+              <w:top w:val="single" w:color="BFBFBF" w:sz="4"/>
+              <w:left w:val="single" w:color="BFBFBF" w:sz="4"/>
+              <w:bottom w:val="single" w:color="BFBFBF" w:sz="4"/>
+              <w:right w:val="single" w:color="BFBFBF" w:sz="4"/>
+            </w:tcBorders>
+            <w:tcMar>
+              <w:top w:type="dxa" w:w="60"/>
+              <w:left w:type="dxa" w:w="100"/>
+              <w:bottom w:type="dxa" w:w="60"/>
+              <w:right w:type="dxa" w:w="100"/>
+            </w:tcMar>
+          </w:tcPr>
+          <w:p>
+            <w:pPr>
+              <w:spacing w:after="0"/>
+            </w:pPr>
+            <w:r>
+              <w:rPr>
+                <w:rFonts w:ascii="Calibri" w:cs="Calibri" w:eastAsia="맑은 고딕" w:hAnsi="Calibri"/>
+                <w:sz w:val="19"/>
+                <w:szCs w:val="19"/>
+              </w:rPr>
+              <w:t xml:space="preserve">가맹점주 누적 예측 리포트 (파일럿)</w:t>
+            </w:r>
+          </w:p>
+        </w:tc>
+        <w:tc>
+          <w:tcPr>
+            <w:tcW w:type="dxa" w:w="6620"/>
+            <w:tcBorders>
+              <w:top w:val="single" w:color="BFBFBF" w:sz="4"/>
+              <w:left w:val="single" w:color="BFBFBF" w:sz="4"/>
+              <w:bottom w:val="single" w:color="BFBFBF" w:sz="4"/>
+              <w:right w:val="single" w:color="BFBFBF" w:sz="4"/>
+            </w:tcBorders>
+            <w:tcMar>
+              <w:top w:type="dxa" w:w="60"/>
+              <w:left w:type="dxa" w:w="100"/>
+              <w:bottom w:type="dxa" w:w="60"/>
+              <w:right w:type="dxa" w:w="100"/>
+            </w:tcMar>
+          </w:tcPr>
+          <w:p>
+            <w:pPr>
+              <w:spacing w:after="0"/>
+            </w:pPr>
+            <w:r>
+              <w:rPr>
+                <w:rFonts w:ascii="Calibri" w:cs="Calibri" w:eastAsia="맑은 고딕" w:hAnsi="Calibri"/>
+                <w:sz w:val="19"/>
+                <w:szCs w:val="19"/>
+              </w:rPr>
+              <w:t xml:space="preserve">매일 06:00 보고서 숫자를 하루 한 줄씩 엑셀로 누적 — 점주가 예측 정확도를 직접 확인 (#97)</w:t>
+            </w:r>
+          </w:p>
+        </w:tc>
+        <w:tc>
+          <w:tcPr>
+            <w:tcW w:type="dxa" w:w="1000"/>
+            <w:tcBorders>
+              <w:top w:val="single" w:color="BFBFBF" w:sz="4"/>
+              <w:left w:val="single" w:color="BFBFBF" w:sz="4"/>
+              <w:bottom w:val="single" w:color="BFBFBF" w:sz="4"/>
+              <w:right w:val="single" w:color="BFBFBF" w:sz="4"/>
+            </w:tcBorders>
+            <w:tcMar>
+              <w:top w:type="dxa" w:w="60"/>
+              <w:left w:type="dxa" w:w="100"/>
+              <w:bottom w:type="dxa" w:w="60"/>
+              <w:right w:type="dxa" w:w="100"/>
+            </w:tcMar>
+          </w:tcPr>
+          <w:p>
+            <w:pPr>
+              <w:spacing w:after="0"/>
+            </w:pPr>
+            <w:r>
+              <w:rPr>
+                <w:rFonts w:ascii="Calibri" w:cs="Calibri" w:eastAsia="맑은 고딕" w:hAnsi="Calibri"/>
+                <w:sz w:val="19"/>
+                <w:szCs w:val="19"/>
+              </w:rPr>
+              <w:t xml:space="preserve">파일럿 기능</w:t>
             </w:r>
           </w:p>
         </w:tc>

--- a/docs/기획서.docx
+++ b/docs/기획서.docx
@@ -4557,7 +4557,7 @@
                 <w:sz w:val="19"/>
                 <w:szCs w:val="19"/>
               </w:rPr>
-              <w:t xml:space="preserve">감지 → 재학습 → 재검증 자동</w:t>
+              <w:t>최근 15거래일 WAPE &gt; 18% 면 감지 → 재학습 → 재검증 자동 (3-2)</w:t>
             </w:r>
           </w:p>
         </w:tc>
@@ -5716,7 +5716,7 @@
                 <w:sz w:val="19"/>
                 <w:szCs w:val="19"/>
               </w:rPr>
-              <w:t xml:space="preserve">최근 15거래일 RMSE &gt; 612원/kg (10/2 확정)</w:t>
+              <w:t>최근 15거래일 WAPE &gt; 18% (10/2 확정, #105)</w:t>
             </w:r>
           </w:p>
         </w:tc>
@@ -5746,7 +5746,7 @@
                 <w:sz w:val="19"/>
                 <w:szCs w:val="19"/>
               </w:rPr>
-              <w:t xml:space="preserve">15거래일 창은 지난 3년 급등 10건 중 6건을 탐지하고 평상시 오탐 3.5%였다 (3-6). 612원/kg 은 단순 예측의 RMSE 로, 운영 중에도 배포 게이트와 같은 기준을 적용한다</w:t>
+              <w:t>WAPE = Σ|실제 − 예측| ÷ Σ실제 (오차 합 ÷ 가격 합). 18% 는 Production 모델 평시 15건 WAPE 상위 5%(17.5%)를 올린 값, 평시 오탐 4.6%. 금액 오차(RMSE)는 가격이 두세 배 뛰면 같이 커져 명절 급등을 드리프트로 오인하지만, 비율로 보면 모델이 따라가는 급등은 드리프트가 아니다 — 10/3 실측: 실제 추석 급등(8.13~9.30) 15.3% → 정상, 폭염 시나리오 20.81% → 드리프트. 비율이라 품목이 바뀌어도 같은 규칙(평시 상위 5%)으로 정한다. 15거래일 창 길이는 3-6</w:t>
             </w:r>
           </w:p>
         </w:tc>
@@ -5872,7 +5872,7 @@
                 <w:sz w:val="19"/>
                 <w:szCs w:val="19"/>
               </w:rPr>
-              <w:t xml:space="preserve">최근 25거래일의 가격 · 반입량 분포를 학습 기준 기간과 각각 비교한다. PSI = Σ[(최근 비율 − 기준 비율) × ln(최근 비율 ÷ 기준 비율)]. 둘 중 하나라도 0.2 를 넘으면 데이터 드리프트 경고, 재학습은 RMSE 와 함께 판단한다</w:t>
+              <w:t>최근 25거래일의 가격 · 반입량 분포를 학습 기준 기간과 각각 비교한다. PSI = Σ[(최근 비율 − 기준 비율) × ln(최근 비율 ÷ 기준 비율)]. 둘 중 하나라도 0.2 를 넘으면 데이터 드리프트 경고, 재학습은 WAPE 와 함께 판단한다</w:t>
             </w:r>
           </w:p>
         </w:tc>
@@ -5997,7 +5997,7 @@
                 <w:sz w:val="19"/>
                 <w:szCs w:val="19"/>
               </w:rPr>
-              <w:t xml:space="preserve">'신뢰도'는 확률값이 아니라 최근 RMSE 와 드리프트 상태에 따른 운영 상태다. 예측값 · 모델 버전 · 드리프트 상태는 코드가 제공하고, LLM 은 이를 문장으로만 바꾼다</w:t>
+              <w:t>'신뢰도'는 확률값이 아니라 최근 15건 WAPE 와 드리프트 상태에 따른 운영 상태다. 예측값 · 모델 버전 · 드리프트 상태는 코드가 제공하고, LLM 은 이를 문장으로만 바꾼다</w:t>
             </w:r>
           </w:p>
         </w:tc>
@@ -6081,6 +6081,535 @@
           <w:szCs w:val="21"/>
         </w:rPr>
         <w:t xml:space="preserve">)은 요청 안에서 재학습(약 7.5초)이 돌아, 섞으면 데모 때마다 가짜 지연 경고가 난다.</w:t>
+      </w:r>
+    </w:p>
+    <w:p>
+      <w:pPr>
+        <w:spacing w:after="120"/>
+      </w:pPr>
+      <w:r>
+        <w:rPr>
+          <w:rFonts w:ascii="Calibri" w:cs="Calibri" w:eastAsia="맑은 고딕" w:hAnsi="Calibri"/>
+          <w:b/>
+          <w:sz w:val="21"/>
+          <w:szCs w:val="21"/>
+        </w:rPr>
+        <w:t>지표는 쓰임마다 다르게 쓴다 (교수님 안내 · 10/2, #104)</w:t>
+      </w:r>
+    </w:p>
+    <w:tbl>
+      <w:tblPr>
+        <w:tblW w:type="dxa" w:w="9360"/>
+        <w:tblBorders>
+          <w:top w:val="single" w:color="auto" w:sz="4"/>
+          <w:left w:val="single" w:color="auto" w:sz="4"/>
+          <w:bottom w:val="single" w:color="auto" w:sz="4"/>
+          <w:right w:val="single" w:color="auto" w:sz="4"/>
+          <w:insideH w:val="single" w:color="auto" w:sz="4"/>
+          <w:insideV w:val="single" w:color="auto" w:sz="4"/>
+        </w:tblBorders>
+      </w:tblPr>
+      <w:tblGrid>
+        <w:gridCol w:w="1500"/>
+        <w:gridCol w:w="2460"/>
+        <w:gridCol w:w="5400"/>
+      </w:tblGrid>
+      <w:tr>
+        <w:trPr>
+          <w:tblHeader/>
+        </w:trPr>
+        <w:tc>
+          <w:tcPr>
+            <w:tcW w:type="dxa" w:w="1500"/>
+            <w:tcBorders>
+              <w:top w:val="single" w:color="BFBFBF" w:sz="4"/>
+              <w:left w:val="single" w:color="BFBFBF" w:sz="4"/>
+              <w:bottom w:val="single" w:color="BFBFBF" w:sz="4"/>
+              <w:right w:val="single" w:color="BFBFBF" w:sz="4"/>
+            </w:tcBorders>
+            <w:shd w:fill="F2F2F2" w:color="auto" w:val="clear"/>
+            <w:tcMar>
+              <w:top w:type="dxa" w:w="60"/>
+              <w:left w:type="dxa" w:w="100"/>
+              <w:bottom w:type="dxa" w:w="60"/>
+              <w:right w:type="dxa" w:w="100"/>
+            </w:tcMar>
+          </w:tcPr>
+          <w:p>
+            <w:pPr>
+              <w:spacing w:after="0"/>
+            </w:pPr>
+            <w:r>
+              <w:rPr>
+                <w:rFonts w:ascii="Calibri" w:cs="Calibri" w:eastAsia="맑은 고딕" w:hAnsi="Calibri"/>
+                <w:b/>
+                <w:bCs/>
+                <w:sz w:val="19"/>
+                <w:szCs w:val="19"/>
+              </w:rPr>
+              <w:t>쓰임</w:t>
+            </w:r>
+          </w:p>
+        </w:tc>
+        <w:tc>
+          <w:tcPr>
+            <w:tcW w:type="dxa" w:w="2460"/>
+            <w:tcBorders>
+              <w:top w:val="single" w:color="BFBFBF" w:sz="4"/>
+              <w:left w:val="single" w:color="BFBFBF" w:sz="4"/>
+              <w:bottom w:val="single" w:color="BFBFBF" w:sz="4"/>
+              <w:right w:val="single" w:color="BFBFBF" w:sz="4"/>
+            </w:tcBorders>
+            <w:shd w:fill="F2F2F2" w:color="auto" w:val="clear"/>
+            <w:tcMar>
+              <w:top w:type="dxa" w:w="60"/>
+              <w:left w:type="dxa" w:w="100"/>
+              <w:bottom w:type="dxa" w:w="60"/>
+              <w:right w:type="dxa" w:w="100"/>
+            </w:tcMar>
+          </w:tcPr>
+          <w:p>
+            <w:pPr>
+              <w:spacing w:after="0"/>
+            </w:pPr>
+            <w:r>
+              <w:rPr>
+                <w:rFonts w:ascii="Calibri" w:cs="Calibri" w:eastAsia="맑은 고딕" w:hAnsi="Calibri"/>
+                <w:b/>
+                <w:bCs/>
+                <w:sz w:val="19"/>
+                <w:szCs w:val="19"/>
+              </w:rPr>
+              <w:t>지표</w:t>
+            </w:r>
+          </w:p>
+        </w:tc>
+        <w:tc>
+          <w:tcPr>
+            <w:tcW w:type="dxa" w:w="5400"/>
+            <w:tcBorders>
+              <w:top w:val="single" w:color="BFBFBF" w:sz="4"/>
+              <w:left w:val="single" w:color="BFBFBF" w:sz="4"/>
+              <w:bottom w:val="single" w:color="BFBFBF" w:sz="4"/>
+              <w:right w:val="single" w:color="BFBFBF" w:sz="4"/>
+            </w:tcBorders>
+            <w:shd w:fill="F2F2F2" w:color="auto" w:val="clear"/>
+            <w:tcMar>
+              <w:top w:type="dxa" w:w="60"/>
+              <w:left w:type="dxa" w:w="100"/>
+              <w:bottom w:type="dxa" w:w="60"/>
+              <w:right w:type="dxa" w:w="100"/>
+            </w:tcMar>
+          </w:tcPr>
+          <w:p>
+            <w:pPr>
+              <w:spacing w:after="0"/>
+            </w:pPr>
+            <w:r>
+              <w:rPr>
+                <w:rFonts w:ascii="Calibri" w:cs="Calibri" w:eastAsia="맑은 고딕" w:hAnsi="Calibri"/>
+                <w:b/>
+                <w:bCs/>
+                <w:sz w:val="19"/>
+                <w:szCs w:val="19"/>
+              </w:rPr>
+              <w:t>구현</w:t>
+            </w:r>
+          </w:p>
+        </w:tc>
+      </w:tr>
+      <w:tr>
+        <w:trPr>
+          <w:tblHeader w:val="off"/>
+        </w:trPr>
+        <w:tc>
+          <w:tcPr>
+            <w:tcW w:type="dxa" w:w="1500"/>
+            <w:tcBorders>
+              <w:top w:val="single" w:color="BFBFBF" w:sz="4"/>
+              <w:left w:val="single" w:color="BFBFBF" w:sz="4"/>
+              <w:bottom w:val="single" w:color="BFBFBF" w:sz="4"/>
+              <w:right w:val="single" w:color="BFBFBF" w:sz="4"/>
+            </w:tcBorders>
+            <w:tcMar>
+              <w:top w:type="dxa" w:w="60"/>
+              <w:left w:type="dxa" w:w="100"/>
+              <w:bottom w:type="dxa" w:w="60"/>
+              <w:right w:type="dxa" w:w="100"/>
+            </w:tcMar>
+          </w:tcPr>
+          <w:p>
+            <w:pPr>
+              <w:spacing w:after="0"/>
+            </w:pPr>
+            <w:r>
+              <w:rPr>
+                <w:rFonts w:ascii="Calibri" w:cs="Calibri" w:eastAsia="맑은 고딕" w:hAnsi="Calibri"/>
+                <w:sz w:val="19"/>
+                <w:szCs w:val="19"/>
+              </w:rPr>
+              <w:t>모델 선정 · 배포 판정</w:t>
+            </w:r>
+          </w:p>
+        </w:tc>
+        <w:tc>
+          <w:tcPr>
+            <w:tcW w:type="dxa" w:w="2460"/>
+            <w:tcBorders>
+              <w:top w:val="single" w:color="BFBFBF" w:sz="4"/>
+              <w:left w:val="single" w:color="BFBFBF" w:sz="4"/>
+              <w:bottom w:val="single" w:color="BFBFBF" w:sz="4"/>
+              <w:right w:val="single" w:color="BFBFBF" w:sz="4"/>
+            </w:tcBorders>
+            <w:tcMar>
+              <w:top w:type="dxa" w:w="60"/>
+              <w:left w:type="dxa" w:w="100"/>
+              <w:bottom w:type="dxa" w:w="60"/>
+              <w:right w:type="dxa" w:w="100"/>
+            </w:tcMar>
+          </w:tcPr>
+          <w:p>
+            <w:pPr>
+              <w:spacing w:after="0"/>
+            </w:pPr>
+            <w:r>
+              <w:rPr>
+                <w:rFonts w:ascii="Calibri" w:cs="Calibri" w:eastAsia="맑은 고딕" w:hAnsi="Calibri"/>
+                <w:sz w:val="19"/>
+                <w:szCs w:val="19"/>
+              </w:rPr>
+              <w:t>RMSE</w:t>
+            </w:r>
+          </w:p>
+        </w:tc>
+        <w:tc>
+          <w:tcPr>
+            <w:tcW w:type="dxa" w:w="5400"/>
+            <w:tcBorders>
+              <w:top w:val="single" w:color="BFBFBF" w:sz="4"/>
+              <w:left w:val="single" w:color="BFBFBF" w:sz="4"/>
+              <w:bottom w:val="single" w:color="BFBFBF" w:sz="4"/>
+              <w:right w:val="single" w:color="BFBFBF" w:sz="4"/>
+            </w:tcBorders>
+            <w:tcMar>
+              <w:top w:type="dxa" w:w="60"/>
+              <w:left w:type="dxa" w:w="100"/>
+              <w:bottom w:type="dxa" w:w="60"/>
+              <w:right w:type="dxa" w:w="100"/>
+            </w:tcMar>
+          </w:tcPr>
+          <w:p>
+            <w:pPr>
+              <w:spacing w:after="0"/>
+            </w:pPr>
+            <w:r>
+              <w:rPr>
+                <w:rFonts w:ascii="Calibri" w:cs="Calibri" w:eastAsia="맑은 고딕" w:hAnsi="Calibri"/>
+                <w:sz w:val="19"/>
+                <w:szCs w:val="19"/>
+              </w:rPr>
+              <w:t>게이트 RMSE ≤ 612원/kg · 회귀 테스트 RMSE ≤ 현재 Production (3-1)</w:t>
+            </w:r>
+          </w:p>
+        </w:tc>
+      </w:tr>
+      <w:tr>
+        <w:trPr>
+          <w:tblHeader w:val="off"/>
+        </w:trPr>
+        <w:tc>
+          <w:tcPr>
+            <w:tcW w:type="dxa" w:w="1500"/>
+            <w:tcBorders>
+              <w:top w:val="single" w:color="BFBFBF" w:sz="4"/>
+              <w:left w:val="single" w:color="BFBFBF" w:sz="4"/>
+              <w:bottom w:val="single" w:color="BFBFBF" w:sz="4"/>
+              <w:right w:val="single" w:color="BFBFBF" w:sz="4"/>
+            </w:tcBorders>
+            <w:tcMar>
+              <w:top w:type="dxa" w:w="60"/>
+              <w:left w:type="dxa" w:w="100"/>
+              <w:bottom w:type="dxa" w:w="60"/>
+              <w:right w:type="dxa" w:w="100"/>
+            </w:tcMar>
+          </w:tcPr>
+          <w:p>
+            <w:pPr>
+              <w:spacing w:after="0"/>
+            </w:pPr>
+            <w:r>
+              <w:rPr>
+                <w:rFonts w:ascii="Calibri" w:cs="Calibri" w:eastAsia="맑은 고딕" w:hAnsi="Calibri"/>
+                <w:sz w:val="19"/>
+                <w:szCs w:val="19"/>
+              </w:rPr>
+              <w:t>드리프트 탐지 · 재학습 트리거</w:t>
+            </w:r>
+          </w:p>
+        </w:tc>
+        <w:tc>
+          <w:tcPr>
+            <w:tcW w:type="dxa" w:w="2460"/>
+            <w:tcBorders>
+              <w:top w:val="single" w:color="BFBFBF" w:sz="4"/>
+              <w:left w:val="single" w:color="BFBFBF" w:sz="4"/>
+              <w:bottom w:val="single" w:color="BFBFBF" w:sz="4"/>
+              <w:right w:val="single" w:color="BFBFBF" w:sz="4"/>
+            </w:tcBorders>
+            <w:tcMar>
+              <w:top w:type="dxa" w:w="60"/>
+              <w:left w:type="dxa" w:w="100"/>
+              <w:bottom w:type="dxa" w:w="60"/>
+              <w:right w:type="dxa" w:w="100"/>
+            </w:tcMar>
+          </w:tcPr>
+          <w:p>
+            <w:pPr>
+              <w:spacing w:after="0"/>
+            </w:pPr>
+            <w:r>
+              <w:rPr>
+                <w:rFonts w:ascii="Calibri" w:cs="Calibri" w:eastAsia="맑은 고딕" w:hAnsi="Calibri"/>
+                <w:sz w:val="19"/>
+                <w:szCs w:val="19"/>
+              </w:rPr>
+              <w:t>WAPE</w:t>
+            </w:r>
+          </w:p>
+        </w:tc>
+        <w:tc>
+          <w:tcPr>
+            <w:tcW w:type="dxa" w:w="5400"/>
+            <w:tcBorders>
+              <w:top w:val="single" w:color="BFBFBF" w:sz="4"/>
+              <w:left w:val="single" w:color="BFBFBF" w:sz="4"/>
+              <w:bottom w:val="single" w:color="BFBFBF" w:sz="4"/>
+              <w:right w:val="single" w:color="BFBFBF" w:sz="4"/>
+            </w:tcBorders>
+            <w:tcMar>
+              <w:top w:type="dxa" w:w="60"/>
+              <w:left w:type="dxa" w:w="100"/>
+              <w:bottom w:type="dxa" w:w="60"/>
+              <w:right w:type="dxa" w:w="100"/>
+            </w:tcMar>
+          </w:tcPr>
+          <w:p>
+            <w:pPr>
+              <w:spacing w:after="0"/>
+            </w:pPr>
+            <w:r>
+              <w:rPr>
+                <w:rFonts w:ascii="Calibri" w:cs="Calibri" w:eastAsia="맑은 고딕" w:hAnsi="Calibri"/>
+                <w:sz w:val="19"/>
+                <w:szCs w:val="19"/>
+              </w:rPr>
+              <w:t>최근 15건 WAPE &gt; 18% (위 표)</w:t>
+            </w:r>
+          </w:p>
+        </w:tc>
+      </w:tr>
+      <w:tr>
+        <w:trPr>
+          <w:tblHeader w:val="off"/>
+        </w:trPr>
+        <w:tc>
+          <w:tcPr>
+            <w:tcW w:type="dxa" w:w="1500"/>
+            <w:tcBorders>
+              <w:top w:val="single" w:color="BFBFBF" w:sz="4"/>
+              <w:left w:val="single" w:color="BFBFBF" w:sz="4"/>
+              <w:bottom w:val="single" w:color="BFBFBF" w:sz="4"/>
+              <w:right w:val="single" w:color="BFBFBF" w:sz="4"/>
+            </w:tcBorders>
+            <w:tcMar>
+              <w:top w:type="dxa" w:w="60"/>
+              <w:left w:type="dxa" w:w="100"/>
+              <w:bottom w:type="dxa" w:w="60"/>
+              <w:right w:type="dxa" w:w="100"/>
+            </w:tcMar>
+          </w:tcPr>
+          <w:p>
+            <w:pPr>
+              <w:spacing w:after="0"/>
+            </w:pPr>
+            <w:r>
+              <w:rPr>
+                <w:rFonts w:ascii="Calibri" w:cs="Calibri" w:eastAsia="맑은 고딕" w:hAnsi="Calibri"/>
+                <w:sz w:val="19"/>
+                <w:szCs w:val="19"/>
+              </w:rPr>
+              <w:t>명절 구간 포함 평가</w:t>
+            </w:r>
+          </w:p>
+        </w:tc>
+        <w:tc>
+          <w:tcPr>
+            <w:tcW w:type="dxa" w:w="2460"/>
+            <w:tcBorders>
+              <w:top w:val="single" w:color="BFBFBF" w:sz="4"/>
+              <w:left w:val="single" w:color="BFBFBF" w:sz="4"/>
+              <w:bottom w:val="single" w:color="BFBFBF" w:sz="4"/>
+              <w:right w:val="single" w:color="BFBFBF" w:sz="4"/>
+            </w:tcBorders>
+            <w:tcMar>
+              <w:top w:type="dxa" w:w="60"/>
+              <w:left w:type="dxa" w:w="100"/>
+              <w:bottom w:type="dxa" w:w="60"/>
+              <w:right w:type="dxa" w:w="100"/>
+            </w:tcMar>
+          </w:tcPr>
+          <w:p>
+            <w:pPr>
+              <w:spacing w:after="0"/>
+            </w:pPr>
+            <w:r>
+              <w:rPr>
+                <w:rFonts w:ascii="Calibri" w:cs="Calibri" w:eastAsia="맑은 고딕" w:hAnsi="Calibri"/>
+                <w:sz w:val="19"/>
+                <w:szCs w:val="19"/>
+              </w:rPr>
+              <w:t>MAE + WAPE</w:t>
+            </w:r>
+          </w:p>
+        </w:tc>
+        <w:tc>
+          <w:tcPr>
+            <w:tcW w:type="dxa" w:w="5400"/>
+            <w:tcBorders>
+              <w:top w:val="single" w:color="BFBFBF" w:sz="4"/>
+              <w:left w:val="single" w:color="BFBFBF" w:sz="4"/>
+              <w:bottom w:val="single" w:color="BFBFBF" w:sz="4"/>
+              <w:right w:val="single" w:color="BFBFBF" w:sz="4"/>
+            </w:tcBorders>
+            <w:tcMar>
+              <w:top w:type="dxa" w:w="60"/>
+              <w:left w:type="dxa" w:w="100"/>
+              <w:bottom w:type="dxa" w:w="60"/>
+              <w:right w:type="dxa" w:w="100"/>
+            </w:tcMar>
+          </w:tcPr>
+          <w:p>
+            <w:pPr>
+              <w:spacing w:after="0"/>
+            </w:pPr>
+            <w:r>
+              <w:rPr>
+                <w:rFonts w:ascii="Calibri" w:cs="Calibri" w:eastAsia="맑은 고딕" w:hAnsi="Calibri"/>
+                <w:sz w:val="19"/>
+                <w:szCs w:val="19"/>
+              </w:rPr>
+              <w:t>학습 · 재학습마다 MLflow 에 기록. 오차를 제곱하는 RMSE 는 명절 며칠이 점수를 좌우한다 (시험 구간의 명절 9% 가 제곱 오차의 41~48%)</w:t>
+            </w:r>
+          </w:p>
+        </w:tc>
+      </w:tr>
+      <w:tr>
+        <w:trPr>
+          <w:tblHeader w:val="off"/>
+        </w:trPr>
+        <w:tc>
+          <w:tcPr>
+            <w:tcW w:type="dxa" w:w="1500"/>
+            <w:tcBorders>
+              <w:top w:val="single" w:color="BFBFBF" w:sz="4"/>
+              <w:left w:val="single" w:color="BFBFBF" w:sz="4"/>
+              <w:bottom w:val="single" w:color="BFBFBF" w:sz="4"/>
+              <w:right w:val="single" w:color="BFBFBF" w:sz="4"/>
+            </w:tcBorders>
+            <w:tcMar>
+              <w:top w:type="dxa" w:w="60"/>
+              <w:left w:type="dxa" w:w="100"/>
+              <w:bottom w:type="dxa" w:w="60"/>
+              <w:right w:type="dxa" w:w="100"/>
+            </w:tcMar>
+          </w:tcPr>
+          <w:p>
+            <w:pPr>
+              <w:spacing w:after="0"/>
+            </w:pPr>
+            <w:r>
+              <w:rPr>
+                <w:rFonts w:ascii="Calibri" w:cs="Calibri" w:eastAsia="맑은 고딕" w:hAnsi="Calibri"/>
+                <w:sz w:val="19"/>
+                <w:szCs w:val="19"/>
+              </w:rPr>
+              <w:t>품절 · 재고 방향</w:t>
+            </w:r>
+          </w:p>
+        </w:tc>
+        <w:tc>
+          <w:tcPr>
+            <w:tcW w:type="dxa" w:w="2460"/>
+            <w:tcBorders>
+              <w:top w:val="single" w:color="BFBFBF" w:sz="4"/>
+              <w:left w:val="single" w:color="BFBFBF" w:sz="4"/>
+              <w:bottom w:val="single" w:color="BFBFBF" w:sz="4"/>
+              <w:right w:val="single" w:color="BFBFBF" w:sz="4"/>
+            </w:tcBorders>
+            <w:tcMar>
+              <w:top w:type="dxa" w:w="60"/>
+              <w:left w:type="dxa" w:w="100"/>
+              <w:bottom w:type="dxa" w:w="60"/>
+              <w:right w:type="dxa" w:w="100"/>
+            </w:tcMar>
+          </w:tcPr>
+          <w:p>
+            <w:pPr>
+              <w:spacing w:after="0"/>
+            </w:pPr>
+            <w:r>
+              <w:rPr>
+                <w:rFonts w:ascii="Calibri" w:cs="Calibri" w:eastAsia="맑은 고딕" w:hAnsi="Calibri"/>
+                <w:sz w:val="19"/>
+                <w:szCs w:val="19"/>
+              </w:rPr>
+              <w:t>Bias</w:t>
+            </w:r>
+          </w:p>
+        </w:tc>
+        <w:tc>
+          <w:tcPr>
+            <w:tcW w:type="dxa" w:w="5400"/>
+            <w:tcBorders>
+              <w:top w:val="single" w:color="BFBFBF" w:sz="4"/>
+              <w:left w:val="single" w:color="BFBFBF" w:sz="4"/>
+              <w:bottom w:val="single" w:color="BFBFBF" w:sz="4"/>
+              <w:right w:val="single" w:color="BFBFBF" w:sz="4"/>
+            </w:tcBorders>
+            <w:tcMar>
+              <w:top w:type="dxa" w:w="60"/>
+              <w:left w:type="dxa" w:w="100"/>
+              <w:bottom w:type="dxa" w:w="60"/>
+              <w:right w:type="dxa" w:w="100"/>
+            </w:tcMar>
+          </w:tcPr>
+          <w:p>
+            <w:pPr>
+              <w:spacing w:after="0"/>
+            </w:pPr>
+            <w:r>
+              <w:rPr>
+                <w:rFonts w:ascii="Calibri" w:cs="Calibri" w:eastAsia="맑은 고딕" w:hAnsi="Calibri"/>
+                <w:sz w:val="19"/>
+                <w:szCs w:val="19"/>
+              </w:rPr>
+              <w:t>Σ(예측 − 실제) ÷ Σ실제 — + 과대 · − 과소. MLflow 기록 (Production v1 시험 구간 +7.8%)</w:t>
+            </w:r>
+          </w:p>
+        </w:tc>
+      </w:tr>
+    </w:tbl>
+    <w:p>
+      <w:pPr>
+        <w:spacing w:after="120"/>
+      </w:pPr>
+      <w:r>
+        <w:rPr>
+          <w:rFonts w:ascii="Calibri" w:cs="Calibri" w:eastAsia="맑은 고딕" w:hAnsi="Calibri"/>
+          <w:sz w:val="21"/>
+          <w:szCs w:val="21"/>
+        </w:rPr>
+        <w:t>드리프트 기준을 RMSE 612 → WAPE 18% 로 바꿨을 때 (운영 재현 백테스트 2025.3–2026.9 · 475거래일 · 시드 3개, scripts/drift_backtest.py): 서비스 예측 MAE 459.3 → 459.7원/kg 로 정확도는 같은 수준이다. 재학습 승격률 18% → 30%, Bias −4.4% → −1.6% 는 나아지고, 명절 구간 MAE 722 → 766 은 한계로 남는다.</w:t>
       </w:r>
     </w:p>
     <w:p>
@@ -6115,7 +6644,7 @@
           <w:sz w:val="21"/>
           <w:szCs w:val="21"/>
         </w:rPr>
-        <w:t xml:space="preserve">감지 — 실제 가격이 들어올 때마다 예측과 비교해 최근 15건 RMSE 를 계산한다</w:t>
+        <w:t>감지 — 실제 가격이 들어올 때마다 예측과 비교해 최근 15건 WAPE(오차 합 ÷ 가격 합)를 계산하고 18% 를 넘으면 드리프트로 본다</w:t>
       </w:r>
     </w:p>
     <w:p>
@@ -6211,7 +6740,7 @@
           <w:sz w:val="21"/>
           <w:szCs w:val="21"/>
         </w:rPr>
-        <w:t xml:space="preserve">실패 시 — 기존 Production 유지 + 실패 알림 → 사람이 확인. 문제 버전이 이미 나갔으면 MLflow 이전 버전으로 롤백</w:t>
+        <w:t>실패 시 — 기존 Production 유지 + [FAIL] 로그 · 대시보드 알림(#94) → 사람이 확인. 문제 버전이 이미 나갔으면 MLflow 이전 버전으로 롤백</w:t>
       </w:r>
     </w:p>
     <w:p>
@@ -6461,7 +6990,7 @@
                 <w:sz w:val="19"/>
                 <w:szCs w:val="19"/>
               </w:rPr>
-              <w:t xml:space="preserve">승격 시 판정 윈도우 초기화 (팀 결정)</w:t>
+              <w:t>구현 완료 (#74) — 승격 시 판정 윈도우 초기화</w:t>
             </w:r>
           </w:p>
         </w:tc>
@@ -6712,7 +7241,7 @@
           <w:sz w:val="21"/>
           <w:szCs w:val="21"/>
         </w:rPr>
-        <w:t xml:space="preserve">반입량 — 서울시농수산식품공사 가락시장 반입물량(정산후) OpenAPI 신청 중. 검증 · 날짜 결합 스크립트는 준비됐다. 승인이 늦으면 KAMIS 소매가격을 보조 피처로 쓴다</w:t>
+        <w:t>✅ 반입량 — 가락시장 일별 반입량(kg)을 날짜로 결합해 903거래일 CSV 로 교체 (#40, 반입량이 없는 5일 제외). 매일 자동 수집(OpenAPI → 같은 전처리 → 업로드)은 다음 단계로 설계</w:t>
       </w:r>
     </w:p>
     <w:p>
@@ -7311,7 +7840,7 @@
           <w:sz w:val="21"/>
           <w:szCs w:val="21"/>
         </w:rPr>
-        <w:t xml:space="preserve">⚠️ 한계: 위 길이 결정은 LSTM 이 아니라 대체 모델(선형 회귀 · "내일 = 오늘" 오차)로 잰 값이다. 급등 정의와 임계값 612원/kg 은 분석용 기준이다.</w:t>
+        <w:t>⚠️ 한계: 위 길이 결정은 LSTM 이 아니라 대체 모델(선형 회귀 · "내일 = 오늘" 오차)로 잰 값이다. 급등 정의는 분석용 기준이다. 배포 게이트 612원/kg 은 토마토 단순 예측 RMSE, 드리프트 18% 는 Production 모델 평시 WAPE 상위 5% 로 따로 정했다 (3-2).</w:t>
       </w:r>
     </w:p>
     <w:p>
